--- a/klagomål/Maskaure Långmyran SV, 6,8 ha FSC-klagomål.docx
+++ b/klagomål/Maskaure Långmyran SV, 6,8 ha FSC-klagomål.docx
@@ -1508,7 +1508,7 @@
     <w:r>
       <w:tab/>
       <w:tab/>
-      <w:t>2026-07-22</w:t>
+      <w:t>2026-07-23</w:t>
       <w:br/>
       <w:br/>
     </w:r>

--- a/klagomål/Maskaure Långmyran SV, 6,8 ha FSC-klagomål.docx
+++ b/klagomål/Maskaure Långmyran SV, 6,8 ha FSC-klagomål.docx
@@ -178,7 +178,7 @@
       <w:r>
         <w:drawing>
           <wp:inline xmlns:a="http://schemas.openxmlformats.org/drawingml/2006/main" xmlns:pic="http://schemas.openxmlformats.org/drawingml/2006/picture">
-            <wp:extent cx="5486400" cy="5565585"/>
+            <wp:extent cx="5486400" cy="5426068"/>
             <wp:docPr id="1" name="Picture 1"/>
             <wp:cNvGraphicFramePr>
               <a:graphicFrameLocks noChangeAspect="1"/>
@@ -199,7 +199,7 @@
                   <pic:spPr>
                     <a:xfrm>
                       <a:off x="0" y="0"/>
-                      <a:ext cx="5486400" cy="5565585"/>
+                      <a:ext cx="5486400" cy="5426068"/>
                     </a:xfrm>
                     <a:prstGeom prst="rect"/>
                   </pic:spPr>
@@ -221,7 +221,7 @@
     </w:p>
     <w:p>
       <w:r>
-        <w:t>I och inom 24 meter från området finns fynd av 26 naturvårdsarter, varav 20 är rödlistade, 3 är fridlysta, 15 är typiska (T) och 3 är signalarter (S): garnlav (VU, T), grantickeporing (VU), gränsticka (VU, T), Lecidea subhumida (VU), blanksvart spiklav (NT), blågrå svartspik (NT), dvärgbägarlav (NT, T), gammelgransskål (NT, T), grå blåbärsfältmätare (NT), knottrig blåslav (NT, T), liten svartspik (NT), nordtagging (NT), rödbrun blekspik (NT, T), talltagel (NT, T), tretåig hackspett (NT, T, §4), ullticka (NT, T), vedflamlav (NT), vedskivlav (NT, T), vitgrynig nållav (NT), äggvaxskivling (NT), blodticka (S, T), spindelblomster (S, T, §8), vågbandad barkbock (S), ekbräken (T), fjällskråp (T) och tjäder (T, §4). Se Figur 1.</w:t>
+        <w:t>I och inom 24 meter från området finns fynd av 22 naturvårdsarter, varav 19 är rödlistade, 2 är fridlysta, 13 är typiska (T) och 1 är signalart (S): garnlav (VU, T), grantickeporing (VU), gränsticka (VU, T), Lecidea subhumida (VU), blanksvart spiklav (NT), blågrå svartspik (NT), dvärgbägarlav (NT, T), gammelgransskål (NT, T), knottrig blåslav (NT, T), liten svartspik (NT), nordtagging (NT), rödbrun blekspik (NT, T), talltagel (NT, T), tretåig hackspett (NT, T, §4), ullticka (NT, T), vedflamlav (NT), vedskivlav (NT, T), vitgrynig nållav (NT), äggvaxskivling (NT), blodticka (S, T), ekbräken (T) och tjäder (T, §4). Se Figur 1.</w:t>
       </w:r>
     </w:p>
     <w:p>
@@ -392,17 +392,6 @@
         <w:rPr>
           <w:b/>
         </w:rPr>
-        <w:t>Grå blåbärsfältmätare (NT)</w:t>
-      </w:r>
-      <w:r>
-        <w:t xml:space="preserve"> har tidigare ansetts som en mycket vanlig art men har utifrån fältobservationer gått starkt tillbaka och är nu försvunnen från stora delar av södra och mellersta Sverige. Sannolikt minskar arten även i norr. Detta indikerar att arten är starkare knuten till kontinuitetsskog med stort innehåll av blåbär än man tidigare trott och den förefaller vara mycket känslig för kalhyggesbruk. Fjärilens huvudsakliga habitat är luckiga granskogar med ett välutvecklat blåbärskikt på vilket larven lever. Denna livsmiljö är hotad av kalhyggesbruket där blåbärsriset skuggas ut när den uppväxande skogen sluter sig. Minskningstakten för den svenska populationen bedöms vara nära gränsvärdet för Sårbar (VU) (SLU Artdatabanken, 2024).</w:t>
-      </w:r>
-    </w:p>
-    <w:p>
-      <w:r>
-        <w:rPr>
-          <w:b/>
-        </w:rPr>
         <w:t>Knottrig blåslav (NT)</w:t>
       </w:r>
       <w:r>
@@ -672,46 +661,6 @@
         <w:rPr>
           <w:b/>
         </w:rPr>
-        <w:t>Spindelblomster (§8)</w:t>
-      </w:r>
-      <w:r>
-        <w:t xml:space="preserve"> växer i äldre mossrik granskog eller barrblandskog, men även i fjällbjörkskog. Arten indikerar långvarig trädkontinuitet och hög luftfuktighet och är mycket känslig för uttorkning och markskador. Spindelblomster har i många trakter minskat starkt under senare tid på grund av slutavverkningar och skogsmarksdikning. Spindelblomster är typisk art för </w:t>
-      </w:r>
-      <w:r>
-        <w:rPr>
-          <w:i/>
-        </w:rPr>
-        <w:t xml:space="preserve">9010 Taiga, 9050 Näringsrik granskog </w:t>
-      </w:r>
-      <w:r>
-        <w:t>och</w:t>
-      </w:r>
-      <w:r>
-        <w:rPr>
-          <w:i/>
-        </w:rPr>
-        <w:t xml:space="preserve"> 9040 Fjällbjörkskog</w:t>
-      </w:r>
-      <w:r>
-        <w:t xml:space="preserve"> (Nitare &amp; Skogsstyrelsen, 2019; SLU Artdatabanken, 2025).</w:t>
-      </w:r>
-    </w:p>
-    <w:p>
-      <w:r>
-        <w:rPr>
-          <w:b/>
-        </w:rPr>
-        <w:t xml:space="preserve">Vågbandad barkbock </w:t>
-      </w:r>
-      <w:r>
-        <w:t>är en långhorning vars larvutveckling sker under bark på nyligen döda stående barrträd, främst gran, mer undantagsvis på tall. Främst i stående träd, särskilt gamla, långsamvuxna granar med grov bark, även i grövre grenar, stubbar eller vindfällen. Arten är starkt knuten till naturskogsliknande granskogar, och gynnas av extrema torrsomrar som försvagar träden. Arten påverkas negativt av brist på kontinuitetsskog och en minskning av populationen pågår eller förväntas ske (SLU Artdatabanken, 2025).</w:t>
-      </w:r>
-    </w:p>
-    <w:p>
-      <w:r>
-        <w:rPr>
-          <w:b/>
-        </w:rPr>
         <w:t xml:space="preserve">Ekbräken </w:t>
       </w:r>
       <w:r>
@@ -725,17 +674,6 @@
       </w:r>
       <w:r>
         <w:t xml:space="preserve"> (SLU Artdatabanken, 2025).</w:t>
-      </w:r>
-    </w:p>
-    <w:p>
-      <w:r>
-        <w:rPr>
-          <w:b/>
-        </w:rPr>
-        <w:t>Fjällskråp</w:t>
-      </w:r>
-      <w:r>
-        <w:t xml:space="preserve"> är typisk art för 9050 Näringsrik granskog. Fjällskråp är värdväxt för den sällsynta fjärilen fjällskråpsmal (DD). Fjärilens larver gör fläckminor på fjällskråpblad och arten är därför relativt lätt att påvisa där den finns SLU Artdatabanken, 2025).</w:t>
       </w:r>
     </w:p>
     <w:p>
@@ -881,7 +819,7 @@
         <w:rPr>
           <w:i/>
         </w:rPr>
-        <w:t>I det aktuella skogsområdet har 23 rödlistade arter och signalarter påträffats. Detta ska jämföras med Skogsstyrelsens uppföljning 2017 av nyckelbiotoper som visade att man i genomsnitt hittar 20,6 olika rödlistade arter och signalarter i en nyckelbiotop (Wijk, S. 2017. Biologisk mångfald i nyckelbiotoper – Resultat från inventeringen “Uppföljning biologisk mångfald” 2009–2015. Rapport 4/2017 Skogsstyrelsen, Jönköping).</w:t>
+        <w:t>I det aktuella skogsområdet har 20 rödlistade arter och signalarter påträffats. Detta ska jämföras med Skogsstyrelsens uppföljning 2017 av nyckelbiotoper som visade att man i genomsnitt hittar 20,6 olika rödlistade arter och signalarter i en nyckelbiotop (Wijk, S. 2017. Biologisk mångfald i nyckelbiotoper – Resultat från inventeringen “Uppföljning biologisk mångfald” 2009–2015. Rapport 4/2017 Skogsstyrelsen, Jönköping).</w:t>
       </w:r>
     </w:p>
     <w:p>
@@ -910,7 +848,7 @@
         <w:rPr>
           <w:i/>
         </w:rPr>
-        <w:t>I det aktuella skogsområdet har 26 naturvårdsarter varav 20 rödlistade arter sina livsmiljöer och växtplatser.</w:t>
+        <w:t>I det aktuella skogsområdet har 22 naturvårdsarter varav 19 rödlistade arter sina livsmiljöer och växtplatser.</w:t>
       </w:r>
     </w:p>
     <w:p>

--- a/klagomål/Maskaure Långmyran SV, 6,8 ha FSC-klagomål.docx
+++ b/klagomål/Maskaure Långmyran SV, 6,8 ha FSC-klagomål.docx
@@ -178,7 +178,7 @@
       <w:r>
         <w:drawing>
           <wp:inline xmlns:a="http://schemas.openxmlformats.org/drawingml/2006/main" xmlns:pic="http://schemas.openxmlformats.org/drawingml/2006/picture">
-            <wp:extent cx="5486400" cy="5426068"/>
+            <wp:extent cx="5486400" cy="5437381"/>
             <wp:docPr id="1" name="Picture 1"/>
             <wp:cNvGraphicFramePr>
               <a:graphicFrameLocks noChangeAspect="1"/>
@@ -199,7 +199,7 @@
                   <pic:spPr>
                     <a:xfrm>
                       <a:off x="0" y="0"/>
-                      <a:ext cx="5486400" cy="5426068"/>
+                      <a:ext cx="5486400" cy="5437381"/>
                     </a:xfrm>
                     <a:prstGeom prst="rect"/>
                   </pic:spPr>
@@ -221,7 +221,7 @@
     </w:p>
     <w:p>
       <w:r>
-        <w:t>I och inom 24 meter från området finns fynd av 22 naturvårdsarter, varav 19 är rödlistade, 2 är fridlysta, 13 är typiska (T) och 1 är signalart (S): garnlav (VU, T), grantickeporing (VU), gränsticka (VU, T), Lecidea subhumida (VU), blanksvart spiklav (NT), blågrå svartspik (NT), dvärgbägarlav (NT, T), gammelgransskål (NT, T), knottrig blåslav (NT, T), liten svartspik (NT), nordtagging (NT), rödbrun blekspik (NT, T), talltagel (NT, T), tretåig hackspett (NT, T, §4), ullticka (NT, T), vedflamlav (NT), vedskivlav (NT, T), vitgrynig nållav (NT), äggvaxskivling (NT), blodticka (S, T), ekbräken (T) och tjäder (T, §4). Se Figur 1.</w:t>
+        <w:t>I och inom 24 meter från området finns fynd av 23 naturvårdsarter, varav 19 är rödlistade, 3 är fridlysta, 14 är typiska (T) och 1 är signalart (S): garnlav (VU, T), grantickeporing (VU), gränsticka (VU, T), Lecidea subhumida (VU), blanksvart spiklav (NT), blågrå svartspik (NT), dvärgbägarlav (NT, T), gammelgransskål (NT, T), knottrig blåslav (NT, T), liten svartspik (NT), nordtagging (NT), rödbrun blekspik (NT, T), talltagel (NT, T), tretåig hackspett (NT, T, §4), ullticka (NT, T), vedflamlav (NT), vedskivlav (NT, T), vitgrynig nållav (NT), äggvaxskivling (NT), blodticka (S, T), ekbräken (T), spillkråka (T, §4) och tjäder (T, §4). Se Figur 1.</w:t>
       </w:r>
     </w:p>
     <w:p>
@@ -681,6 +681,35 @@
         <w:rPr>
           <w:b/>
         </w:rPr>
+        <w:t>Spillkråka (§4)</w:t>
+      </w:r>
+      <w:r>
+        <w:t xml:space="preserve"> omfattas av bilaga 1 i EU:s fågeldirektiv och är typisk art för </w:t>
+      </w:r>
+      <w:r>
+        <w:rPr>
+          <w:i/>
+        </w:rPr>
+        <w:t xml:space="preserve">9010 Taiga </w:t>
+      </w:r>
+      <w:r>
+        <w:t>och</w:t>
+      </w:r>
+      <w:r>
+        <w:rPr>
+          <w:i/>
+        </w:rPr>
+        <w:t xml:space="preserve"> 9740 Skogsbevuxen myr</w:t>
+      </w:r>
+      <w:r>
+        <w:t>. Den behöver grova träd, främst tall, asp och bok som boträd. Skogsbruk med korta omloppstider och täta, homogena ungskogar utgör det största hotet. Spillkråka är en nyckelart i skogliga miljöer vars övergivna bohål utnyttjas av flera andra hålhäckande fågelarter och fladdermöss, däribland pärluggla (EN, §4), knipa (§4), salskrake (§4) och skogsduva (§4). Hökuggla (VU, §4) och slaguggla (§4) häckar ofta i högstubbar som brutits av i höjd med ett gammalt spillkråkebo (SLU Artdatabanken, 2026; Skogsstyrelsen, 2016).</w:t>
+      </w:r>
+    </w:p>
+    <w:p>
+      <w:r>
+        <w:rPr>
+          <w:b/>
+        </w:rPr>
         <w:t>Tjäder (§4)</w:t>
       </w:r>
       <w:r>
@@ -848,7 +877,7 @@
         <w:rPr>
           <w:i/>
         </w:rPr>
-        <w:t>I det aktuella skogsområdet har 22 naturvårdsarter varav 19 rödlistade arter sina livsmiljöer och växtplatser.</w:t>
+        <w:t>I det aktuella skogsområdet har 23 naturvårdsarter varav 19 rödlistade arter sina livsmiljöer och växtplatser.</w:t>
       </w:r>
     </w:p>
     <w:p>
@@ -1247,6 +1276,78 @@
       </w:r>
       <w:r>
         <w:t>Acta Ornithologica 40(1): 53–60.</w:t>
+      </w:r>
+    </w:p>
+    <w:p>
+      <w:pPr>
+        <w:pStyle w:val="Heading1"/>
+      </w:pPr>
+      <w:r>
+        <w:t>Spillkråka – ekologi samt krav på livsmiljön</w:t>
+      </w:r>
+    </w:p>
+    <w:p>
+      <w:r>
+        <w:t xml:space="preserve">Spillkråka (§4) ingår i bilaga 1 EU:s fågeldirektiv och är typisk art för </w:t>
+      </w:r>
+      <w:r>
+        <w:rPr>
+          <w:i/>
+        </w:rPr>
+        <w:t xml:space="preserve">9010 Taiga </w:t>
+      </w:r>
+      <w:r>
+        <w:t>och</w:t>
+      </w:r>
+      <w:r>
+        <w:rPr>
+          <w:i/>
+        </w:rPr>
+        <w:t xml:space="preserve"> 9740 Skogsbevuxen myr</w:t>
+      </w:r>
+      <w:r>
+        <w:t>. Den lever i både barr- och blandskog liksom i ren lövskog. De tätaste populationerna tenderar att finnas i äldre, variationsrik blandskog med gott om död ved och gamla träd. Varje par utnyttjar 400–1000 hektar skog beroende på skogens kvalitet. Skogsbruk med korta omloppstider och täta, homogena ungskogar utgör det största hotet (SLU Artdatabanken, 2026).</w:t>
+      </w:r>
+    </w:p>
+    <w:p>
+      <w:r>
+        <w:t>Spillkråka är en nyckelart i skogliga miljöer vars övergivna bohål utnyttjas av flera andra hålhäckande fågelarter och fladdermöss, däribland pärluggla (EN, §4), knipa (§4), salskrake (§4) och skogsduva (§4). Hökuggla (VU, §4) och slaguggla (§4) häckar ofta i högstubbar som brutits av i höjd med ett gammalt spillkråkebo (Skogsstyrelsen, 2016).</w:t>
+      </w:r>
+    </w:p>
+    <w:p>
+      <w:pPr>
+        <w:pStyle w:val="Heading2"/>
+      </w:pPr>
+      <w:r>
+        <w:t>Referenser – spillkråka</w:t>
+      </w:r>
+    </w:p>
+    <w:p>
+      <w:r>
+        <w:t xml:space="preserve">Skogsstyrelsen, 2016. </w:t>
+      </w:r>
+      <w:r>
+        <w:rPr>
+          <w:i/>
+        </w:rPr>
+        <w:t xml:space="preserve">Vägledning för hänsyn till spillkråka. </w:t>
+      </w:r>
+      <w:r>
+        <w:t>Vägledningar och kunskapsstöd artskydd – Skogsstyrelsen.</w:t>
+      </w:r>
+    </w:p>
+    <w:p>
+      <w:r>
+        <w:t xml:space="preserve">SLU Artdatabanken, 2026. </w:t>
+      </w:r>
+      <w:r>
+        <w:rPr>
+          <w:i/>
+        </w:rPr>
+        <w:t xml:space="preserve">Artfaktablad. Naturvård – artfakta. </w:t>
+      </w:r>
+      <w:r>
+        <w:t>SLU Artdatabanken, Uppsala.</w:t>
       </w:r>
     </w:p>
     <w:p>

--- a/klagomål/Maskaure Långmyran SV, 6,8 ha FSC-klagomål.docx
+++ b/klagomål/Maskaure Långmyran SV, 6,8 ha FSC-klagomål.docx
@@ -1547,7 +1547,7 @@
     <w:r>
       <w:tab/>
       <w:tab/>
-      <w:t>2026-07-23</w:t>
+      <w:t>2026-07-24</w:t>
       <w:br/>
       <w:br/>
     </w:r>

--- a/klagomål/Maskaure Långmyran SV, 6,8 ha FSC-klagomål.docx
+++ b/klagomål/Maskaure Långmyran SV, 6,8 ha FSC-klagomål.docx
@@ -178,7 +178,7 @@
       <w:r>
         <w:drawing>
           <wp:inline xmlns:a="http://schemas.openxmlformats.org/drawingml/2006/main" xmlns:pic="http://schemas.openxmlformats.org/drawingml/2006/picture">
-            <wp:extent cx="5486400" cy="5437381"/>
+            <wp:extent cx="5486400" cy="5665509"/>
             <wp:docPr id="1" name="Picture 1"/>
             <wp:cNvGraphicFramePr>
               <a:graphicFrameLocks noChangeAspect="1"/>
@@ -199,7 +199,7 @@
                   <pic:spPr>
                     <a:xfrm>
                       <a:off x="0" y="0"/>
-                      <a:ext cx="5486400" cy="5437381"/>
+                      <a:ext cx="5486400" cy="5665509"/>
                     </a:xfrm>
                     <a:prstGeom prst="rect"/>
                   </pic:spPr>
@@ -221,7 +221,7 @@
     </w:p>
     <w:p>
       <w:r>
-        <w:t>I och inom 24 meter från området finns fynd av 23 naturvårdsarter, varav 19 är rödlistade, 3 är fridlysta, 14 är typiska (T) och 1 är signalart (S): garnlav (VU, T), grantickeporing (VU), gränsticka (VU, T), Lecidea subhumida (VU), blanksvart spiklav (NT), blågrå svartspik (NT), dvärgbägarlav (NT, T), gammelgransskål (NT, T), knottrig blåslav (NT, T), liten svartspik (NT), nordtagging (NT), rödbrun blekspik (NT, T), talltagel (NT, T), tretåig hackspett (NT, T, §4), ullticka (NT, T), vedflamlav (NT), vedskivlav (NT, T), vitgrynig nållav (NT), äggvaxskivling (NT), blodticka (S, T), ekbräken (T), spillkråka (T, §4) och tjäder (T, §4). Se Figur 1.</w:t>
+        <w:t>I och inom 24 meter från området finns fynd av 27 naturvårdsarter, varav 20 är rödlistade, 4 är fridlysta, 16 är typiska (T) och 3 är signalarter (S): garnlav (VU, T), grantickeporing (VU), gränsticka (VU, T), Lecidea subhumida (VU), blanksvart spiklav (NT), blågrå svartspik (NT), dvärgbägarlav (NT, T), gammelgransskål (NT, T), grå blåbärsfältmätare (NT), knottrig blåslav (NT, T), liten svartspik (NT), nordtagging (NT), rödbrun blekspik (NT, T), talltagel (NT, T), tretåig hackspett (NT, T, §4), ullticka (NT, T), vedflamlav (NT), vedskivlav (NT, T), vitgrynig nållav (NT), äggvaxskivling (NT), blodticka (S, T), spindelblomster (S, T, §8), vågbandad barkbock (S), ekbräken (T), fjällskråp (T), spillkråka (T, §4) och tjäder (T, §4). Se Figur 1.</w:t>
       </w:r>
     </w:p>
     <w:p>
@@ -392,6 +392,17 @@
         <w:rPr>
           <w:b/>
         </w:rPr>
+        <w:t>Grå blåbärsfältmätare (NT)</w:t>
+      </w:r>
+      <w:r>
+        <w:t xml:space="preserve"> har tidigare ansetts som en mycket vanlig art men har utifrån fältobservationer gått starkt tillbaka och är nu försvunnen från stora delar av södra och mellersta Sverige. Sannolikt minskar arten även i norr. Detta indikerar att arten är starkare knuten till kontinuitetsskog med stort innehåll av blåbär än man tidigare trott och den förefaller vara mycket känslig för kalhyggesbruk. Fjärilens huvudsakliga habitat är luckiga granskogar med ett välutvecklat blåbärskikt på vilket larven lever. Denna livsmiljö är hotad av kalhyggesbruket där blåbärsriset skuggas ut när den uppväxande skogen sluter sig. Minskningstakten för den svenska populationen bedöms vara nära gränsvärdet för Sårbar (VU) (SLU Artdatabanken, 2024).</w:t>
+      </w:r>
+    </w:p>
+    <w:p>
+      <w:r>
+        <w:rPr>
+          <w:b/>
+        </w:rPr>
         <w:t>Knottrig blåslav (NT)</w:t>
       </w:r>
       <w:r>
@@ -661,6 +672,46 @@
         <w:rPr>
           <w:b/>
         </w:rPr>
+        <w:t>Spindelblomster (§8)</w:t>
+      </w:r>
+      <w:r>
+        <w:t xml:space="preserve"> växer i äldre mossrik granskog eller barrblandskog, men även i fjällbjörkskog. Arten indikerar långvarig trädkontinuitet och hög luftfuktighet och är mycket känslig för uttorkning och markskador. Spindelblomster har i många trakter minskat starkt under senare tid på grund av slutavverkningar och skogsmarksdikning. Spindelblomster är typisk art för </w:t>
+      </w:r>
+      <w:r>
+        <w:rPr>
+          <w:i/>
+        </w:rPr>
+        <w:t xml:space="preserve">9010 Taiga, 9050 Näringsrik granskog </w:t>
+      </w:r>
+      <w:r>
+        <w:t>och</w:t>
+      </w:r>
+      <w:r>
+        <w:rPr>
+          <w:i/>
+        </w:rPr>
+        <w:t xml:space="preserve"> 9040 Fjällbjörkskog</w:t>
+      </w:r>
+      <w:r>
+        <w:t xml:space="preserve"> (Nitare &amp; Skogsstyrelsen, 2019; SLU Artdatabanken, 2025).</w:t>
+      </w:r>
+    </w:p>
+    <w:p>
+      <w:r>
+        <w:rPr>
+          <w:b/>
+        </w:rPr>
+        <w:t xml:space="preserve">Vågbandad barkbock </w:t>
+      </w:r>
+      <w:r>
+        <w:t>är en långhorning vars larvutveckling sker under bark på nyligen döda stående barrträd, främst gran, mer undantagsvis på tall. Främst i stående träd, särskilt gamla, långsamvuxna granar med grov bark, även i grövre grenar, stubbar eller vindfällen. Arten är starkt knuten till naturskogsliknande granskogar, och gynnas av extrema torrsomrar som försvagar träden. Arten påverkas negativt av brist på kontinuitetsskog och en minskning av populationen pågår eller förväntas ske (SLU Artdatabanken, 2025).</w:t>
+      </w:r>
+    </w:p>
+    <w:p>
+      <w:r>
+        <w:rPr>
+          <w:b/>
+        </w:rPr>
         <w:t xml:space="preserve">Ekbräken </w:t>
       </w:r>
       <w:r>
@@ -674,6 +725,17 @@
       </w:r>
       <w:r>
         <w:t xml:space="preserve"> (SLU Artdatabanken, 2025).</w:t>
+      </w:r>
+    </w:p>
+    <w:p>
+      <w:r>
+        <w:rPr>
+          <w:b/>
+        </w:rPr>
+        <w:t>Fjällskråp</w:t>
+      </w:r>
+      <w:r>
+        <w:t xml:space="preserve"> är typisk art för 9050 Näringsrik granskog. Fjällskråp är värdväxt för den sällsynta fjärilen fjällskråpsmal (DD). Fjärilens larver gör fläckminor på fjällskråpblad och arten är därför relativt lätt att påvisa där den finns SLU Artdatabanken, 2025).</w:t>
       </w:r>
     </w:p>
     <w:p>
@@ -848,7 +910,7 @@
         <w:rPr>
           <w:i/>
         </w:rPr>
-        <w:t>I det aktuella skogsområdet har 20 rödlistade arter och signalarter påträffats. Detta ska jämföras med Skogsstyrelsens uppföljning 2017 av nyckelbiotoper som visade att man i genomsnitt hittar 20,6 olika rödlistade arter och signalarter i en nyckelbiotop (Wijk, S. 2017. Biologisk mångfald i nyckelbiotoper – Resultat från inventeringen “Uppföljning biologisk mångfald” 2009–2015. Rapport 4/2017 Skogsstyrelsen, Jönköping).</w:t>
+        <w:t>I det aktuella skogsområdet har 23 rödlistade arter och signalarter påträffats. Detta ska jämföras med Skogsstyrelsens uppföljning 2017 av nyckelbiotoper som visade att man i genomsnitt hittar 20,6 olika rödlistade arter och signalarter i en nyckelbiotop (Wijk, S. 2017. Biologisk mångfald i nyckelbiotoper – Resultat från inventeringen “Uppföljning biologisk mångfald” 2009–2015. Rapport 4/2017 Skogsstyrelsen, Jönköping).</w:t>
       </w:r>
     </w:p>
     <w:p>
@@ -877,7 +939,7 @@
         <w:rPr>
           <w:i/>
         </w:rPr>
-        <w:t>I det aktuella skogsområdet har 23 naturvårdsarter varav 19 rödlistade arter sina livsmiljöer och växtplatser.</w:t>
+        <w:t>I det aktuella skogsområdet har 27 naturvårdsarter varav 20 rödlistade arter sina livsmiljöer och växtplatser.</w:t>
       </w:r>
     </w:p>
     <w:p>

--- a/klagomål/Maskaure Långmyran SV, 6,8 ha FSC-klagomål.docx
+++ b/klagomål/Maskaure Långmyran SV, 6,8 ha FSC-klagomål.docx
@@ -1609,7 +1609,7 @@
     <w:r>
       <w:tab/>
       <w:tab/>
-      <w:t>2026-07-24</w:t>
+      <w:t>2026-07-25</w:t>
       <w:br/>
       <w:br/>
     </w:r>

--- a/klagomål/Maskaure Långmyran SV, 6,8 ha FSC-klagomål.docx
+++ b/klagomål/Maskaure Långmyran SV, 6,8 ha FSC-klagomål.docx
@@ -1609,7 +1609,7 @@
     <w:r>
       <w:tab/>
       <w:tab/>
-      <w:t>2026-07-25</w:t>
+      <w:t>2026-07-26</w:t>
       <w:br/>
       <w:br/>
     </w:r>

--- a/klagomål/Maskaure Långmyran SV, 6,8 ha FSC-klagomål.docx
+++ b/klagomål/Maskaure Långmyran SV, 6,8 ha FSC-klagomål.docx
@@ -178,7 +178,7 @@
       <w:r>
         <w:drawing>
           <wp:inline xmlns:a="http://schemas.openxmlformats.org/drawingml/2006/main" xmlns:pic="http://schemas.openxmlformats.org/drawingml/2006/picture">
-            <wp:extent cx="5486400" cy="5665509"/>
+            <wp:extent cx="5486400" cy="5667395"/>
             <wp:docPr id="1" name="Picture 1"/>
             <wp:cNvGraphicFramePr>
               <a:graphicFrameLocks noChangeAspect="1"/>
@@ -199,7 +199,7 @@
                   <pic:spPr>
                     <a:xfrm>
                       <a:off x="0" y="0"/>
-                      <a:ext cx="5486400" cy="5665509"/>
+                      <a:ext cx="5486400" cy="5667395"/>
                     </a:xfrm>
                     <a:prstGeom prst="rect"/>
                   </pic:spPr>
@@ -221,7 +221,7 @@
     </w:p>
     <w:p>
       <w:r>
-        <w:t>I och inom 24 meter från området finns fynd av 27 naturvårdsarter, varav 20 är rödlistade, 4 är fridlysta, 16 är typiska (T) och 3 är signalarter (S): garnlav (VU, T), grantickeporing (VU), gränsticka (VU, T), Lecidea subhumida (VU), blanksvart spiklav (NT), blågrå svartspik (NT), dvärgbägarlav (NT, T), gammelgransskål (NT, T), grå blåbärsfältmätare (NT), knottrig blåslav (NT, T), liten svartspik (NT), nordtagging (NT), rödbrun blekspik (NT, T), talltagel (NT, T), tretåig hackspett (NT, T, §4), ullticka (NT, T), vedflamlav (NT), vedskivlav (NT, T), vitgrynig nållav (NT), äggvaxskivling (NT), blodticka (S, T), spindelblomster (S, T, §8), vågbandad barkbock (S), ekbräken (T), fjällskråp (T), spillkråka (T, §4) och tjäder (T, §4). Se Figur 1.</w:t>
+        <w:t>I och inom 24 meter från området finns fynd av 28 naturvårdsarter, varav 20 är rödlistade, 4 är fridlysta, 17 är typiska (T) och 3 är signalarter (S): garnlav (VU, T), grantickeporing (VU), gränsticka (VU, T), Lecidea subhumida (VU), blanksvart spiklav (NT), blågrå svartspik (NT), dvärgbägarlav (NT, T), gammelgransskål (NT, T), grå blåbärsfältmätare (NT), knottrig blåslav (NT, T), liten svartspik (NT), nordtagging (NT), rödbrun blekspik (NT, T), talltagel (NT, T), tretåig hackspett (NT, T, §4), ullticka (NT, T), vedflamlav (NT), vedskivlav (NT, T), vitgrynig nållav (NT), äggvaxskivling (NT), blodticka (S, T), spindelblomster (S, T, §8), vågbandad barkbock (S), ekbräken (T), fjällskråp (T), klomossa (T), spillkråka (T, §4) och tjäder (T, §4). Se Figur 1.</w:t>
       </w:r>
     </w:p>
     <w:p>
@@ -743,6 +743,35 @@
         <w:rPr>
           <w:b/>
         </w:rPr>
+        <w:t xml:space="preserve">Klomossa </w:t>
+      </w:r>
+      <w:r>
+        <w:t xml:space="preserve">växer i översvämningszonen längs stränder av sjöar och vattendrag, i bäckar och i sumpskog som periodvis är översvämmad. Den växer på klippor och block, samt stammar och rötter av träd och buskar. Klomossa är typisk art för </w:t>
+      </w:r>
+      <w:r>
+        <w:rPr>
+          <w:i/>
+        </w:rPr>
+        <w:t xml:space="preserve">9750 Svämlövskog </w:t>
+      </w:r>
+      <w:r>
+        <w:t xml:space="preserve">och </w:t>
+      </w:r>
+      <w:r>
+        <w:rPr>
+          <w:i/>
+        </w:rPr>
+        <w:t xml:space="preserve">9760 Svämädellövskog </w:t>
+      </w:r>
+      <w:r>
+        <w:t>(SLU Artdatabanken, 2025).</w:t>
+      </w:r>
+    </w:p>
+    <w:p>
+      <w:r>
+        <w:rPr>
+          <w:b/>
+        </w:rPr>
         <w:t>Spillkråka (§4)</w:t>
       </w:r>
       <w:r>
@@ -939,7 +968,7 @@
         <w:rPr>
           <w:i/>
         </w:rPr>
-        <w:t>I det aktuella skogsområdet har 27 naturvårdsarter varav 20 rödlistade arter sina livsmiljöer och växtplatser.</w:t>
+        <w:t>I det aktuella skogsområdet har 28 naturvårdsarter varav 20 rödlistade arter sina livsmiljöer och växtplatser.</w:t>
       </w:r>
     </w:p>
     <w:p>

--- a/klagomål/Maskaure Långmyran SV, 6,8 ha FSC-klagomål.docx
+++ b/klagomål/Maskaure Långmyran SV, 6,8 ha FSC-klagomål.docx
@@ -1638,7 +1638,7 @@
     <w:r>
       <w:tab/>
       <w:tab/>
-      <w:t>2026-07-26</w:t>
+      <w:t>2026-07-27</w:t>
       <w:br/>
       <w:br/>
     </w:r>

--- a/klagomål/Maskaure Långmyran SV, 6,8 ha FSC-klagomål.docx
+++ b/klagomål/Maskaure Långmyran SV, 6,8 ha FSC-klagomål.docx
@@ -178,7 +178,7 @@
       <w:r>
         <w:drawing>
           <wp:inline xmlns:a="http://schemas.openxmlformats.org/drawingml/2006/main" xmlns:pic="http://schemas.openxmlformats.org/drawingml/2006/picture">
-            <wp:extent cx="5486400" cy="5667395"/>
+            <wp:extent cx="5486400" cy="5665509"/>
             <wp:docPr id="1" name="Picture 1"/>
             <wp:cNvGraphicFramePr>
               <a:graphicFrameLocks noChangeAspect="1"/>
@@ -199,7 +199,7 @@
                   <pic:spPr>
                     <a:xfrm>
                       <a:off x="0" y="0"/>
-                      <a:ext cx="5486400" cy="5667395"/>
+                      <a:ext cx="5486400" cy="5665509"/>
                     </a:xfrm>
                     <a:prstGeom prst="rect"/>
                   </pic:spPr>
@@ -221,7 +221,7 @@
     </w:p>
     <w:p>
       <w:r>
-        <w:t>I och inom 24 meter från området finns fynd av 28 naturvårdsarter, varav 20 är rödlistade, 4 är fridlysta, 17 är typiska (T) och 3 är signalarter (S): garnlav (VU, T), grantickeporing (VU), gränsticka (VU, T), Lecidea subhumida (VU), blanksvart spiklav (NT), blågrå svartspik (NT), dvärgbägarlav (NT, T), gammelgransskål (NT, T), grå blåbärsfältmätare (NT), knottrig blåslav (NT, T), liten svartspik (NT), nordtagging (NT), rödbrun blekspik (NT, T), talltagel (NT, T), tretåig hackspett (NT, T, §4), ullticka (NT, T), vedflamlav (NT), vedskivlav (NT, T), vitgrynig nållav (NT), äggvaxskivling (NT), blodticka (S, T), spindelblomster (S, T, §8), vågbandad barkbock (S), ekbräken (T), fjällskråp (T), klomossa (T), spillkråka (T, §4) och tjäder (T, §4). Se Figur 1.</w:t>
+        <w:t>I och inom 24 meter från området finns fynd av 27 naturvårdsarter, varav 20 är rödlistade, 4 är fridlysta, 16 är typiska (T) och 3 är signalarter (S): garnlav (VU, T), grantickeporing (VU), gränsticka (VU, T), Lecidea subhumida (VU), blanksvart spiklav (NT), blågrå svartspik (NT), dvärgbägarlav (NT, T), gammelgransskål (NT, T), grå blåbärsfältmätare (NT), knottrig blåslav (NT, T), liten svartspik (NT), nordtagging (NT), rödbrun blekspik (NT, T), talltagel (NT, T), tretåig hackspett (NT, T, §4), ullticka (NT, T), vedflamlav (NT), vedskivlav (NT, T), vitgrynig nållav (NT), äggvaxskivling (NT), blodticka (S, T), spindelblomster (S, T, §8), vågbandad barkbock (S), ekbräken (T), fjällskråp (T), spillkråka (T, §4) och tjäder (T, §4). Se Figur 1.</w:t>
       </w:r>
     </w:p>
     <w:p>
@@ -743,35 +743,6 @@
         <w:rPr>
           <w:b/>
         </w:rPr>
-        <w:t xml:space="preserve">Klomossa </w:t>
-      </w:r>
-      <w:r>
-        <w:t xml:space="preserve">växer i översvämningszonen längs stränder av sjöar och vattendrag, i bäckar och i sumpskog som periodvis är översvämmad. Den växer på klippor och block, samt stammar och rötter av träd och buskar. Klomossa är typisk art för </w:t>
-      </w:r>
-      <w:r>
-        <w:rPr>
-          <w:i/>
-        </w:rPr>
-        <w:t xml:space="preserve">9750 Svämlövskog </w:t>
-      </w:r>
-      <w:r>
-        <w:t xml:space="preserve">och </w:t>
-      </w:r>
-      <w:r>
-        <w:rPr>
-          <w:i/>
-        </w:rPr>
-        <w:t xml:space="preserve">9760 Svämädellövskog </w:t>
-      </w:r>
-      <w:r>
-        <w:t>(SLU Artdatabanken, 2025).</w:t>
-      </w:r>
-    </w:p>
-    <w:p>
-      <w:r>
-        <w:rPr>
-          <w:b/>
-        </w:rPr>
         <w:t>Spillkråka (§4)</w:t>
       </w:r>
       <w:r>
@@ -968,7 +939,7 @@
         <w:rPr>
           <w:i/>
         </w:rPr>
-        <w:t>I det aktuella skogsområdet har 28 naturvårdsarter varav 20 rödlistade arter sina livsmiljöer och växtplatser.</w:t>
+        <w:t>I det aktuella skogsområdet har 27 naturvårdsarter varav 20 rödlistade arter sina livsmiljöer och växtplatser.</w:t>
       </w:r>
     </w:p>
     <w:p>

--- a/klagomål/Maskaure Långmyran SV, 6,8 ha FSC-klagomål.docx
+++ b/klagomål/Maskaure Långmyran SV, 6,8 ha FSC-klagomål.docx
@@ -1638,7 +1638,7 @@
     <w:r>
       <w:tab/>
       <w:tab/>
-      <w:t>2026-07-27</w:t>
+      <w:t>2026-07-28</w:t>
       <w:br/>
       <w:br/>
     </w:r>

--- a/klagomål/Maskaure Långmyran SV, 6,8 ha FSC-klagomål.docx
+++ b/klagomål/Maskaure Långmyran SV, 6,8 ha FSC-klagomål.docx
@@ -1638,7 +1638,7 @@
     <w:r>
       <w:tab/>
       <w:tab/>
-      <w:t>2026-07-28</w:t>
+      <w:t>2026-07-29</w:t>
       <w:br/>
       <w:br/>
     </w:r>

--- a/klagomål/Maskaure Långmyran SV, 6,8 ha FSC-klagomål.docx
+++ b/klagomål/Maskaure Långmyran SV, 6,8 ha FSC-klagomål.docx
@@ -1638,7 +1638,7 @@
     <w:r>
       <w:tab/>
       <w:tab/>
-      <w:t>2026-07-29</w:t>
+      <w:t>2026-07-30</w:t>
       <w:br/>
       <w:br/>
     </w:r>

--- a/klagomål/Maskaure Långmyran SV, 6,8 ha FSC-klagomål.docx
+++ b/klagomål/Maskaure Långmyran SV, 6,8 ha FSC-klagomål.docx
@@ -1638,7 +1638,7 @@
     <w:r>
       <w:tab/>
       <w:tab/>
-      <w:t>2026-07-30</w:t>
+      <w:t>2026-07-31</w:t>
       <w:br/>
       <w:br/>
     </w:r>

--- a/klagomål/Maskaure Långmyran SV, 6,8 ha FSC-klagomål.docx
+++ b/klagomål/Maskaure Långmyran SV, 6,8 ha FSC-klagomål.docx
@@ -1638,7 +1638,7 @@
     <w:r>
       <w:tab/>
       <w:tab/>
-      <w:t>2026-07-31</w:t>
+      <w:t>2026-08-01</w:t>
       <w:br/>
       <w:br/>
     </w:r>

--- a/klagomål/Maskaure Långmyran SV, 6,8 ha FSC-klagomål.docx
+++ b/klagomål/Maskaure Långmyran SV, 6,8 ha FSC-klagomål.docx
@@ -1638,7 +1638,7 @@
     <w:r>
       <w:tab/>
       <w:tab/>
-      <w:t>2026-08-01</w:t>
+      <w:t>2026-08-02</w:t>
       <w:br/>
       <w:br/>
     </w:r>

--- a/klagomål/Maskaure Långmyran SV, 6,8 ha FSC-klagomål.docx
+++ b/klagomål/Maskaure Långmyran SV, 6,8 ha FSC-klagomål.docx
@@ -1638,7 +1638,7 @@
     <w:r>
       <w:tab/>
       <w:tab/>
-      <w:t>2026-08-02</w:t>
+      <w:t>2026-08-03</w:t>
       <w:br/>
       <w:br/>
     </w:r>

--- a/klagomål/Maskaure Långmyran SV, 6,8 ha FSC-klagomål.docx
+++ b/klagomål/Maskaure Långmyran SV, 6,8 ha FSC-klagomål.docx
@@ -1638,7 +1638,7 @@
     <w:r>
       <w:tab/>
       <w:tab/>
-      <w:t>2026-08-03</w:t>
+      <w:t>2026-08-04</w:t>
       <w:br/>
       <w:br/>
     </w:r>

--- a/klagomål/Maskaure Långmyran SV, 6,8 ha FSC-klagomål.docx
+++ b/klagomål/Maskaure Långmyran SV, 6,8 ha FSC-klagomål.docx
@@ -1638,7 +1638,7 @@
     <w:r>
       <w:tab/>
       <w:tab/>
-      <w:t>2026-08-04</w:t>
+      <w:t>2026-08-05</w:t>
       <w:br/>
       <w:br/>
     </w:r>

--- a/klagomål/Maskaure Långmyran SV, 6,8 ha FSC-klagomål.docx
+++ b/klagomål/Maskaure Långmyran SV, 6,8 ha FSC-klagomål.docx
@@ -1638,7 +1638,7 @@
     <w:r>
       <w:tab/>
       <w:tab/>
-      <w:t>2026-08-05</w:t>
+      <w:t>2026-08-06</w:t>
       <w:br/>
       <w:br/>
     </w:r>

--- a/klagomål/Maskaure Långmyran SV, 6,8 ha FSC-klagomål.docx
+++ b/klagomål/Maskaure Långmyran SV, 6,8 ha FSC-klagomål.docx
@@ -1638,7 +1638,7 @@
     <w:r>
       <w:tab/>
       <w:tab/>
-      <w:t>2026-08-06</w:t>
+      <w:t>2026-08-07</w:t>
       <w:br/>
       <w:br/>
     </w:r>

--- a/klagomål/Maskaure Långmyran SV, 6,8 ha FSC-klagomål.docx
+++ b/klagomål/Maskaure Långmyran SV, 6,8 ha FSC-klagomål.docx
@@ -1638,7 +1638,7 @@
     <w:r>
       <w:tab/>
       <w:tab/>
-      <w:t>2026-08-07</w:t>
+      <w:t>2026-08-08</w:t>
       <w:br/>
       <w:br/>
     </w:r>

--- a/klagomål/Maskaure Långmyran SV, 6,8 ha FSC-klagomål.docx
+++ b/klagomål/Maskaure Långmyran SV, 6,8 ha FSC-klagomål.docx
@@ -1638,7 +1638,7 @@
     <w:r>
       <w:tab/>
       <w:tab/>
-      <w:t>2026-08-08</w:t>
+      <w:t>2026-08-09</w:t>
       <w:br/>
       <w:br/>
     </w:r>

--- a/klagomål/Maskaure Långmyran SV, 6,8 ha FSC-klagomål.docx
+++ b/klagomål/Maskaure Långmyran SV, 6,8 ha FSC-klagomål.docx
@@ -1638,7 +1638,7 @@
     <w:r>
       <w:tab/>
       <w:tab/>
-      <w:t>2026-08-09</w:t>
+      <w:t>2026-08-10</w:t>
       <w:br/>
       <w:br/>
     </w:r>

--- a/klagomål/Maskaure Långmyran SV, 6,8 ha FSC-klagomål.docx
+++ b/klagomål/Maskaure Långmyran SV, 6,8 ha FSC-klagomål.docx
@@ -1638,7 +1638,7 @@
     <w:r>
       <w:tab/>
       <w:tab/>
-      <w:t>2026-08-10</w:t>
+      <w:t>2026-08-11</w:t>
       <w:br/>
       <w:br/>
     </w:r>

--- a/klagomål/Maskaure Långmyran SV, 6,8 ha FSC-klagomål.docx
+++ b/klagomål/Maskaure Långmyran SV, 6,8 ha FSC-klagomål.docx
@@ -1638,7 +1638,7 @@
     <w:r>
       <w:tab/>
       <w:tab/>
-      <w:t>2026-08-11</w:t>
+      <w:t>2026-08-12</w:t>
       <w:br/>
       <w:br/>
     </w:r>

--- a/klagomål/Maskaure Långmyran SV, 6,8 ha FSC-klagomål.docx
+++ b/klagomål/Maskaure Långmyran SV, 6,8 ha FSC-klagomål.docx
@@ -1638,7 +1638,7 @@
     <w:r>
       <w:tab/>
       <w:tab/>
-      <w:t>2026-08-12</w:t>
+      <w:t>2026-08-13</w:t>
       <w:br/>
       <w:br/>
     </w:r>

--- a/klagomål/Maskaure Långmyran SV, 6,8 ha FSC-klagomål.docx
+++ b/klagomål/Maskaure Långmyran SV, 6,8 ha FSC-klagomål.docx
@@ -1638,7 +1638,7 @@
     <w:r>
       <w:tab/>
       <w:tab/>
-      <w:t>2026-08-13</w:t>
+      <w:t>2026-08-14</w:t>
       <w:br/>
       <w:br/>
     </w:r>

--- a/klagomål/Maskaure Långmyran SV, 6,8 ha FSC-klagomål.docx
+++ b/klagomål/Maskaure Långmyran SV, 6,8 ha FSC-klagomål.docx
@@ -163,7 +163,7 @@
         <w:pStyle w:val="Title"/>
       </w:pPr>
       <w:r>
-        <w:t>Inledande FSC- /PEFC-klagomål – information om höga naturvärden och fridlysta arter i området Maskaure Långmyran SV, 6,8 ha i Arjeplogs kommun</w:t>
+        <w:t>Inledande FSC- /PEFC-klagomål – information om höga naturvärden i området Maskaure Långmyran SV, 6,8 ha i Arjeplogs kommun</w:t>
       </w:r>
     </w:p>
     <w:p>
@@ -178,7 +178,7 @@
       <w:r>
         <w:drawing>
           <wp:inline xmlns:a="http://schemas.openxmlformats.org/drawingml/2006/main" xmlns:pic="http://schemas.openxmlformats.org/drawingml/2006/picture">
-            <wp:extent cx="5486400" cy="5667395"/>
+            <wp:extent cx="5486400" cy="5071621"/>
             <wp:docPr id="1" name="Picture 1"/>
             <wp:cNvGraphicFramePr>
               <a:graphicFrameLocks noChangeAspect="1"/>
@@ -199,7 +199,7 @@
                   <pic:spPr>
                     <a:xfrm>
                       <a:off x="0" y="0"/>
-                      <a:ext cx="5486400" cy="5667395"/>
+                      <a:ext cx="5486400" cy="5071621"/>
                     </a:xfrm>
                     <a:prstGeom prst="rect"/>
                   </pic:spPr>
@@ -216,12 +216,12 @@
         <w:spacing w:after="240"/>
       </w:pPr>
       <w:r>
-        <w:t>Figur 1. Fyndplatser för naturvårdsarter i och inom 24 meter från området. Markörer utan svart kant är placerade på fyndplatsen. Markörer med svart kant är placerade vid sidan av fyndplatsen har ett svart streck som visar fyndplatsens exakta position. Kartans mittpunktskoordinat är N 7316215, E 617574 i SWEREF 99 TM.</w:t>
+        <w:t>Figur 1. Fyndplatser för naturvårdsarter i området. Markörer utan svart kant är placerade på fyndplatsen. Markörer med svart kant är placerade vid sidan av fyndplatsen har ett svart streck som visar fyndplatsens exakta position. Kartans mittpunktskoordinat är N 7316215, E 617574 i SWEREF 99 TM.</w:t>
       </w:r>
     </w:p>
     <w:p>
       <w:r>
-        <w:t>I och inom 24 meter från området finns fynd av 28 naturvårdsarter, varav 20 är rödlistade, 4 är fridlysta, 17 är typiska (T) och 3 är signalarter (S): garnlav (VU, T), grantickeporing (VU), gränsticka (VU, T), Lecidea subhumida (VU), blanksvart spiklav (NT), blågrå svartspik (NT), dvärgbägarlav (NT, T), gammelgransskål (NT, T), grå blåbärsfältmätare (NT), knottrig blåslav (NT, T), liten svartspik (NT), nordtagging (NT), rödbrun blekspik (NT, T), talltagel (NT, T), tretåig hackspett (NT, T, §4), ullticka (NT, T), vedflamlav (NT), vedskivlav (NT, T), vitgrynig nållav (NT), äggvaxskivling (NT), blodticka (S, T), spindelblomster (S, T, §8), vågbandad barkbock (S), ekbräken (T), fjällskråp (T), klomossa (T), spillkråka (T, §4) och tjäder (T, §4). Se Figur 1.</w:t>
+        <w:t>I området finns fynd av 8 naturvårdsarter, varav 7 är rödlistade, 5 är typiska (T) och 1 är signalart (S): grantickeporing (VU), gränsticka (VU, T), blågrå svartspik (NT), gammelgransskål (NT, T), knottrig blåslav (NT, T), ullticka (NT, T), äggvaxskivling (NT) och blodticka (S, T). Se Figur 1.</w:t>
       </w:r>
     </w:p>
     <w:p>
@@ -244,36 +244,7 @@
     </w:p>
     <w:p>
       <w:r>
-        <w:t>Nedan följer beskrivningar av de naturvårdsarter och fridlysta arter som har sina livsmiljöer och växtplatser i den aktuella skogen. Se även ytterligare artfakta i BILAGA 1. De påträffade naturvårdsarterna är ett tydligt kvitto på att det rör sig om en skog med höga naturvärden.</w:t>
-      </w:r>
-    </w:p>
-    <w:p>
-      <w:r>
-        <w:rPr>
-          <w:b/>
-        </w:rPr>
-        <w:t>Garnlav (VU)</w:t>
-      </w:r>
-      <w:r>
-        <w:t xml:space="preserve"> är en utpräglad barrskogsart som ibland kan drapera träden i norrländska grannaturskogar med hög luftfuktighet. Den förekommer även i talldominerade bestånd där den, förutom i trädens grenverk, påträffas hängande över ojämnheter i tallbarken. Arten har minskat starkt i södra och mellersta Sverige och den minskar även i sitt nordliga utbredningsområde. Minskningstakten uppgår till 30 (20–50) % inom 50 år och överstiger gränsvärdet för Sårbar (VU). Orsaken till tillbakagången beror främst på slutavverkningar av naturskogsartade skogar. Bestånd med riklig förekomst bör regelmässigt sparas, vilket även gynnar flera andra sällsynta och rödlistade arter. Garnlav är värdväxt för den mycket sällsynta och akut hotade fjärilen barrskogslavfly (CR) som hör hemma i boreala barrskogar med riklig förekomst av värdväxten. Tidigare kunde arten konstateras årligen på flera platser vid Dala-Floda i Dalarna innan lokalerna kalavverkades. Senaste fyndet i landet av barrskogslavfly är från år 2000 då den påträffades vid Högberget i Sollefteå kommun. Garnlav är typisk art för </w:t>
-      </w:r>
-      <w:r>
-        <w:rPr>
-          <w:i/>
-        </w:rPr>
-        <w:t xml:space="preserve">9010 Taiga </w:t>
-      </w:r>
-      <w:r>
-        <w:t>och</w:t>
-      </w:r>
-      <w:r>
-        <w:rPr>
-          <w:i/>
-        </w:rPr>
-        <w:t xml:space="preserve"> 9070 Trädklädd betesmark</w:t>
-      </w:r>
-      <w:r>
-        <w:t xml:space="preserve"> (SLU Artdatabanken, 2026).</w:t>
+        <w:t>Nedan följer beskrivningar av de naturvårdsarter och fridlysta arter som har sina livsmiljöer och växtplatser i den aktuella skogen. De påträffade naturvårdsarterna är ett tydligt kvitto på att det rör sig om en skog med höga naturvärden.</w:t>
       </w:r>
     </w:p>
     <w:p>
@@ -311,60 +282,11 @@
       <w:r>
         <w:rPr>
           <w:b/>
-          <w:i/>
-        </w:rPr>
-        <w:t xml:space="preserve">Lecidea subhumida </w:t>
-      </w:r>
-      <w:r>
-        <w:rPr>
-          <w:b/>
-        </w:rPr>
-        <w:t>(VU)</w:t>
-      </w:r>
-      <w:r>
-        <w:t xml:space="preserve"> är en skivlav som växer på ved (grenar, stam) av gamla tallar i subalpin skog. Arten påverkas negativt av brist på kontinuitetsskog och en minskning av populationen pågår eller förväntas ske. Antalet individer bedöms vara lägre än gränsvärdet för sårbar (VU) (SLU Artdatabanken, 2026).</w:t>
-      </w:r>
-    </w:p>
-    <w:p>
-      <w:r>
-        <w:rPr>
-          <w:b/>
-        </w:rPr>
-        <w:t>Blanksvart spiklav (NT)</w:t>
-      </w:r>
-      <w:r>
-        <w:t xml:space="preserve"> förekommer på torr, hård, gammal kärnved men även på äldre ytved av tall i naturskogsartade bestånd med begränsad brandpåverkan och ostörd hydrologi. Skogsbruksåtgärder på eller i närheten av lokaler med blanksvart spiklav utgör ett hot. Naturskogsartade öppna tall- och barrblandskogar med blanksvart spiklav indikerar höga biologiska värden och bör bevaras (SLU Artdatabanken, 2024).</w:t>
-      </w:r>
-    </w:p>
-    <w:p>
-      <w:r>
-        <w:rPr>
-          <w:b/>
         </w:rPr>
         <w:t>Blågrå svartspik (NT)</w:t>
       </w:r>
       <w:r>
         <w:t xml:space="preserve"> växer på torr, hård ved av gamla, solbelysta torrakor, högstubbar av tall och grova döda grenar på levande tallar i öppna bestånd av naturskogskaraktär. Nästan alltid rör det sig om tjärrika torrträd och högstubbar (töreved, keloträd) som kan vara en bra bit över hundra år, i vissa fall sannolikt hundratals år gamla. Skogsbruk är idag det allvarligaste hotet. Ett långsiktigt hot är att nybildningen av gamla torrakor och högstubbar är en långsam process vilken ofta är beroende av skogsbrand. Nytt substrat bildas numera sannolikt nästan inte alls då antalet naturliga skogsbränder har minskat drastiskt på grund av effektivare brandbekämpning. Döda träd som lämnas efter avverkning är inte lämpliga för arten, eftersom dessa träd inte varit utsatta för skogsbrand och bildat tjärrik ved. Skogsbruksåtgärder på eller i närheten av växtplatserna bör undvikas. Naturskogsartade skogar med förekomst av arten indikerar höga biologiska värden och bör bevaras. Blågrå svartspik har en mycket begränsad utbredning utanför de nordiska länderna varför dessa länder har ett speciellt ansvar för arten (SLU Artdatabanken, 2024).</w:t>
-      </w:r>
-    </w:p>
-    <w:p>
-      <w:r>
-        <w:rPr>
-          <w:b/>
-        </w:rPr>
-        <w:t>Dvärgbägarlav (NT)</w:t>
-      </w:r>
-      <w:r>
-        <w:t xml:space="preserve"> förekommer över hela Sverige på gammal hård ved, huvudsakligen på tall men i södra Sverige även på ek. Veden utgörs framförallt av grova stubbar, lågor och grenar. Substratet har blivit sällsyntare och nybildning av substrat sker bara i begränsad omfattning. Arten hotas av att grova lågor blir allt sällsyntare i dagens kulturskogar samt att nybildningen av lämpliga substrat går mycket långsamt. En riklig tillgång på gamla tall- eller eklågor måste säkerställas på artens lokaler. Dvärgbägarlav är typisk art för </w:t>
-      </w:r>
-      <w:r>
-        <w:rPr>
-          <w:i/>
-        </w:rPr>
-        <w:t>9010 Taiga</w:t>
-      </w:r>
-      <w:r>
-        <w:t xml:space="preserve"> (SLU Artdatabanken, 2024; Nitare &amp; Skogsstyrelsen, 2019).</w:t>
       </w:r>
     </w:p>
     <w:p>
@@ -385,17 +307,6 @@
       </w:r>
       <w:r>
         <w:t xml:space="preserve"> (SLU Artdatabanken, 2024; Nitare &amp; Skogsstyrelsen, 2019).</w:t>
-      </w:r>
-    </w:p>
-    <w:p>
-      <w:r>
-        <w:rPr>
-          <w:b/>
-        </w:rPr>
-        <w:t>Grå blåbärsfältmätare (NT)</w:t>
-      </w:r>
-      <w:r>
-        <w:t xml:space="preserve"> har tidigare ansetts som en mycket vanlig art men har utifrån fältobservationer gått starkt tillbaka och är nu försvunnen från stora delar av södra och mellersta Sverige. Sannolikt minskar arten även i norr. Detta indikerar att arten är starkare knuten till kontinuitetsskog med stort innehåll av blåbär än man tidigare trott och den förefaller vara mycket känslig för kalhyggesbruk. Fjärilens huvudsakliga habitat är luckiga granskogar med ett välutvecklat blåbärskikt på vilket larven lever. Denna livsmiljö är hotad av kalhyggesbruket där blåbärsriset skuggas ut när den uppväxande skogen sluter sig. Minskningstakten för den svenska populationen bedöms vara nära gränsvärdet för Sårbar (VU) (SLU Artdatabanken, 2024).</w:t>
       </w:r>
     </w:p>
     <w:p>
@@ -427,106 +338,6 @@
     <w:p>
       <w:r>
         <w:t>(SLU Artdatabanken, 2024; Nitare &amp; Skogsstyrelsen, 2019).</w:t>
-      </w:r>
-    </w:p>
-    <w:p>
-      <w:r>
-        <w:rPr>
-          <w:b/>
-        </w:rPr>
-        <w:t>Liten svartspik (NT)</w:t>
-      </w:r>
-      <w:r>
-        <w:t xml:space="preserve"> växer på granbark i boreala barrskogar med lång trädkontinuitet och hög luftfuktighet. Orsaken till tillbakagången beror på främst på slutavverkningar av naturskogsartade granskogar. Bestånd med riklig förekomst av liten svartspik bör regelmässigt sparas. Naturhänsyn i samband med slutavverkning måste ske så att man undviker uttorkningseffekter (SLU Artdatabanken, 2024).</w:t>
-      </w:r>
-    </w:p>
-    <w:p>
-      <w:r>
-        <w:rPr>
-          <w:b/>
-        </w:rPr>
-        <w:t>Nordtagging (NT)</w:t>
-      </w:r>
-      <w:r>
-        <w:t xml:space="preserve"> växer främst på tallågor av grövre dimensioner och påträffas huvudsakligen i äldre skog som inte kalavverkats. Nordtaggingen missgynnas av att områden med äldre tallskog har minskat starkt. Bekämpning av skogsbränder, samtidigt som skogsbruket omvandlar naturligt glesa tallbestånd till likartade och betydligt tätare bestånd, har missgynnat arten. Bristen på gamla tallågor utgör på sikt ett allvarligt hot och återskapandet av lämpliga biotoper tar mycket lång tid. Områden med olikåldriga bestånd av tall och med stort inslag av äldre träd bör undantas från skoglig produktion (SLU Artdatabanken, 2024).</w:t>
-      </w:r>
-    </w:p>
-    <w:p>
-      <w:r>
-        <w:rPr>
-          <w:b/>
-        </w:rPr>
-        <w:t>Rödbrun blekspik (NT)</w:t>
-      </w:r>
-      <w:r>
-        <w:t xml:space="preserve"> växer i norra Sverige på bark och ved av björk och gran i skogar med hög och jämn luftfuktighet. I södra Sverige växer den främst på ek i öppna åldriga lövskogar. I norra delen av sitt utbredningsområde hotas arten av slutavverkningar av gamla granskogar. I den södra delen av landet hotas den genom de åldriga lövskogarnas tillbakagång och särskilt ekhagarnas igenväxning och genom plantering av sådan mark med barrskog. Rödbrun blekspik är typisk art för </w:t>
-      </w:r>
-      <w:r>
-        <w:rPr>
-          <w:i/>
-        </w:rPr>
-        <w:t xml:space="preserve">9010 Taiga, 9020 Nordlig ädellövskog, 9070 Trädklädd betesmark, 9160 Näringsrik ekskog </w:t>
-      </w:r>
-      <w:r>
-        <w:t xml:space="preserve">och </w:t>
-      </w:r>
-      <w:r>
-        <w:rPr>
-          <w:i/>
-        </w:rPr>
-        <w:t>9180 Ädellövskog i branter</w:t>
-      </w:r>
-      <w:r>
-        <w:t xml:space="preserve"> och signalerar alltid höga naturvärden (SLU Artdatabanken, 2024; Nitare &amp; Skogsstyrelsen, 2019).</w:t>
-      </w:r>
-    </w:p>
-    <w:p>
-      <w:r>
-        <w:rPr>
-          <w:b/>
-        </w:rPr>
-        <w:t>Talltagel (NT)</w:t>
-      </w:r>
-      <w:r>
-        <w:t xml:space="preserve"> är en boreal art som förekommer på tall i äldre, öppna tallskogar. Den påverkas negativt av brist på kontinuitetsskog och minskningstakten bedöms vara nära gränsvärdet för Sårbar (VU). Talltagel är typisk art för </w:t>
-      </w:r>
-      <w:r>
-        <w:rPr>
-          <w:i/>
-        </w:rPr>
-        <w:t>9010 Taiga</w:t>
-      </w:r>
-      <w:r>
-        <w:t xml:space="preserve"> (SLU Artdatabanken, 2026).</w:t>
-      </w:r>
-    </w:p>
-    <w:p>
-      <w:r>
-        <w:rPr>
-          <w:b/>
-        </w:rPr>
-        <w:t>Tretåig hackspett (NT, §4)</w:t>
-      </w:r>
-      <w:r>
-        <w:t xml:space="preserve"> är rödlistad som nära hotad och ingår i bilaga 1 i EU:s fågeldirektiv. Tretåig hackspett är för sin överlevnad beroende av kontinuerlig tillförsel av äldre döende och död ved, som sker genom naturliga självgallringsprocesser i äldre grannaturskogar och barrblandade naturskogar. Om en skog genom skogsbruk gallras eller glesas ur så upphör och uteblir i stort sett den naturliga självgallringsprocessen för mycket lång tid framöver vilket omöjliggör upprätthållandet av den kontinuerliga ekologiska funktionen i ett område. Det finns studier som visar att naturskogens självgallringsprocess som den tretåiga hackspetten är beroende av, inte kan ersättas med efterlämnad hänsyn i skogsbruket (Imbeau &amp; Desrochers, 2002). Storleken på häckningsreviret varierar med skogstypen, förekomsten av död ved och graden av fragmentering, men är i allmänhet i storleksordningen 25–100 hektar. Vintertid krävs ofta betydligt större områden och det finns studier som antyder att arten behöver minst 100 hektar äldre skog. I områden med låg bonitet kan det behövas över 200 hektar lämpligt habitat för att ett par ska kunna reproducera sig. Områden med dokumenterad permanent förekomst i naturskogsmiljöer har vanligen så stora naturvärden att skogsbruk är olämpligt. Tretåig hackspett är typisk art för </w:t>
-      </w:r>
-      <w:r>
-        <w:rPr>
-          <w:i/>
-        </w:rPr>
-        <w:t xml:space="preserve">9010 Taiga, 9740 Skogsbevuxen myr, 9030 Landhöjningsskog </w:t>
-      </w:r>
-      <w:r>
-        <w:t xml:space="preserve">och </w:t>
-      </w:r>
-      <w:r>
-        <w:rPr>
-          <w:i/>
-        </w:rPr>
-        <w:t>9040 Fjällbjörkskog</w:t>
-      </w:r>
-      <w:r>
-        <w:t xml:space="preserve"> (Skogsstyrelsen, 2016; SLU Artdatabanken, 2024).</w:t>
       </w:r>
     </w:p>
     <w:p>
@@ -590,57 +401,6 @@
         <w:rPr>
           <w:b/>
         </w:rPr>
-        <w:t>Vedflamlav (NT)</w:t>
-      </w:r>
-      <w:r>
-        <w:t xml:space="preserve"> växer på gammal hård och torr, exponerad kärnved av tall, främst på högstubbar i ljusöppna lägen, t.ex. vid och på myrar, sjökanter, i glesa hällmarkskogar och i brandpräglade tallnaturskogar. Substratet nyskapas i begränsad omfattning och arten är en utmärkt indikator på höga naturvärden i denna skogstyp. Tall- och barrblandskogar med naturskogskaraktär och spår av bränder har ofta höga biologiska värden och bör skyddas. På vedflamlavens bål kan den sällsynta spiklaven/parasiten </w:t>
-      </w:r>
-      <w:r>
-        <w:rPr>
-          <w:i/>
-        </w:rPr>
-        <w:t>Calicium ramboldiicola</w:t>
-      </w:r>
-      <w:r>
-        <w:t xml:space="preserve"> (VU) påträffas (SLU Artdatabanken, 2026).</w:t>
-      </w:r>
-    </w:p>
-    <w:p>
-      <w:r>
-        <w:rPr>
-          <w:b/>
-        </w:rPr>
-        <w:t>Vedskivlav (NT)</w:t>
-      </w:r>
-      <w:r>
-        <w:t xml:space="preserve"> växer på gammal, torr, exponerad, hård kärnved av framförallt tall i naturskogsartade bestånd. Avverkning av tallskog av naturskogskaraktär med spår av återkommande bränder är ett hot. Mängden lämplig ved att växa på för vedskivlav minskar, dels på grund av naturlig nedbrytning men framförallt på grund av att de förstörs i samband med slutavverkningar, gallringar och markberedning. Tall- och blandbarrskogar av naturskogskaraktär med spår av återkommande bränder bör skyddas. Vedskivlav är typisk art för </w:t>
-      </w:r>
-      <w:r>
-        <w:rPr>
-          <w:i/>
-        </w:rPr>
-        <w:t>9010 Taiga</w:t>
-      </w:r>
-      <w:r>
-        <w:t xml:space="preserve"> (SLU Artdatabanken, 2024).</w:t>
-      </w:r>
-    </w:p>
-    <w:p>
-      <w:r>
-        <w:rPr>
-          <w:b/>
-        </w:rPr>
-        <w:t>Vitgrynig nållav (NT)</w:t>
-      </w:r>
-      <w:r>
-        <w:t xml:space="preserve"> växer nästan uteslutande på bark av gamla, senvuxna granar i skuggiga lägen med hög och jämn luftfuktighet. Den vanligaste naturtypen för arten är kontinuitetsskogar på frisk mark men den finns också i sumpgranskogar. På lång sikt utgör avverkningar av olikåldriga granskogar av naturskogskaraktär ett allvarligt hot mot arten och skogsbruksåtgärder på eller i närheten av växtplatserna bör undvikas. Naturskogsartade, fuktiga granskogar med förekomster av arten signalerar höga biologiska värden och bör bevaras (SLU Artdatabanken, 2024; Nitare &amp; Skogsstyrelsen, 2019).</w:t>
-      </w:r>
-    </w:p>
-    <w:p>
-      <w:r>
-        <w:rPr>
-          <w:b/>
-        </w:rPr>
         <w:t>Äggvaxskivling (NT)</w:t>
       </w:r>
       <w:r>
@@ -665,164 +425,6 @@
       </w:r>
       <w:r>
         <w:t xml:space="preserve"> (SLU Artdatabanken, 2025; Nitare &amp; Skogsstyrelsen, 2019).</w:t>
-      </w:r>
-    </w:p>
-    <w:p>
-      <w:r>
-        <w:rPr>
-          <w:b/>
-        </w:rPr>
-        <w:t>Spindelblomster (§8)</w:t>
-      </w:r>
-      <w:r>
-        <w:t xml:space="preserve"> växer i äldre mossrik granskog eller barrblandskog, men även i fjällbjörkskog. Arten indikerar långvarig trädkontinuitet och hög luftfuktighet och är mycket känslig för uttorkning och markskador. Spindelblomster har i många trakter minskat starkt under senare tid på grund av slutavverkningar och skogsmarksdikning. Spindelblomster är typisk art för </w:t>
-      </w:r>
-      <w:r>
-        <w:rPr>
-          <w:i/>
-        </w:rPr>
-        <w:t xml:space="preserve">9010 Taiga, 9050 Näringsrik granskog </w:t>
-      </w:r>
-      <w:r>
-        <w:t>och</w:t>
-      </w:r>
-      <w:r>
-        <w:rPr>
-          <w:i/>
-        </w:rPr>
-        <w:t xml:space="preserve"> 9040 Fjällbjörkskog</w:t>
-      </w:r>
-      <w:r>
-        <w:t xml:space="preserve"> (Nitare &amp; Skogsstyrelsen, 2019; SLU Artdatabanken, 2025).</w:t>
-      </w:r>
-    </w:p>
-    <w:p>
-      <w:r>
-        <w:rPr>
-          <w:b/>
-        </w:rPr>
-        <w:t xml:space="preserve">Vågbandad barkbock </w:t>
-      </w:r>
-      <w:r>
-        <w:t>är en långhorning vars larvutveckling sker under bark på nyligen döda stående barrträd, främst gran, mer undantagsvis på tall. Främst i stående träd, särskilt gamla, långsamvuxna granar med grov bark, även i grövre grenar, stubbar eller vindfällen. Arten är starkt knuten till naturskogsliknande granskogar, och gynnas av extrema torrsomrar som försvagar träden. Arten påverkas negativt av brist på kontinuitetsskog och en minskning av populationen pågår eller förväntas ske (SLU Artdatabanken, 2025).</w:t>
-      </w:r>
-    </w:p>
-    <w:p>
-      <w:r>
-        <w:rPr>
-          <w:b/>
-        </w:rPr>
-        <w:t xml:space="preserve">Ekbräken </w:t>
-      </w:r>
-      <w:r>
-        <w:t xml:space="preserve">är typisk art för </w:t>
-      </w:r>
-      <w:r>
-        <w:rPr>
-          <w:i/>
-        </w:rPr>
-        <w:t>9050 Näringsrik granskog</w:t>
-      </w:r>
-      <w:r>
-        <w:t xml:space="preserve"> (SLU Artdatabanken, 2025).</w:t>
-      </w:r>
-    </w:p>
-    <w:p>
-      <w:r>
-        <w:rPr>
-          <w:b/>
-        </w:rPr>
-        <w:t>Fjällskråp</w:t>
-      </w:r>
-      <w:r>
-        <w:t xml:space="preserve"> är typisk art för 9050 Näringsrik granskog. Fjällskråp är värdväxt för den sällsynta fjärilen fjällskråpsmal (DD). Fjärilens larver gör fläckminor på fjällskråpblad och arten är därför relativt lätt att påvisa där den finns SLU Artdatabanken, 2025).</w:t>
-      </w:r>
-    </w:p>
-    <w:p>
-      <w:r>
-        <w:rPr>
-          <w:b/>
-        </w:rPr>
-        <w:t xml:space="preserve">Klomossa </w:t>
-      </w:r>
-      <w:r>
-        <w:t xml:space="preserve">växer i översvämningszonen längs stränder av sjöar och vattendrag, i bäckar och i sumpskog som periodvis är översvämmad. Den växer på klippor och block, samt stammar och rötter av träd och buskar. Klomossa är typisk art för </w:t>
-      </w:r>
-      <w:r>
-        <w:rPr>
-          <w:i/>
-        </w:rPr>
-        <w:t xml:space="preserve">9750 Svämlövskog </w:t>
-      </w:r>
-      <w:r>
-        <w:t xml:space="preserve">och </w:t>
-      </w:r>
-      <w:r>
-        <w:rPr>
-          <w:i/>
-        </w:rPr>
-        <w:t xml:space="preserve">9760 Svämädellövskog </w:t>
-      </w:r>
-      <w:r>
-        <w:t>(SLU Artdatabanken, 2025).</w:t>
-      </w:r>
-    </w:p>
-    <w:p>
-      <w:r>
-        <w:rPr>
-          <w:b/>
-        </w:rPr>
-        <w:t>Spillkråka (§4)</w:t>
-      </w:r>
-      <w:r>
-        <w:t xml:space="preserve"> omfattas av bilaga 1 i EU:s fågeldirektiv och är typisk art för </w:t>
-      </w:r>
-      <w:r>
-        <w:rPr>
-          <w:i/>
-        </w:rPr>
-        <w:t xml:space="preserve">9010 Taiga </w:t>
-      </w:r>
-      <w:r>
-        <w:t>och</w:t>
-      </w:r>
-      <w:r>
-        <w:rPr>
-          <w:i/>
-        </w:rPr>
-        <w:t xml:space="preserve"> 9740 Skogsbevuxen myr</w:t>
-      </w:r>
-      <w:r>
-        <w:t>. Den behöver grova träd, främst tall, asp och bok som boträd. Skogsbruk med korta omloppstider och täta, homogena ungskogar utgör det största hotet. Spillkråka är en nyckelart i skogliga miljöer vars övergivna bohål utnyttjas av flera andra hålhäckande fågelarter och fladdermöss, däribland pärluggla (EN, §4), knipa (§4), salskrake (§4) och skogsduva (§4). Hökuggla (VU, §4) och slaguggla (§4) häckar ofta i högstubbar som brutits av i höjd med ett gammalt spillkråkebo (SLU Artdatabanken, 2026; Skogsstyrelsen, 2016).</w:t>
-      </w:r>
-    </w:p>
-    <w:p>
-      <w:r>
-        <w:rPr>
-          <w:b/>
-        </w:rPr>
-        <w:t>Tjäder (§4)</w:t>
-      </w:r>
-      <w:r>
-        <w:t xml:space="preserve"> omfattas av bilaga 1 och 2 EU:s fågeldirektiv och är typisk art för </w:t>
-      </w:r>
-      <w:r>
-        <w:rPr>
-          <w:i/>
-        </w:rPr>
-        <w:t xml:space="preserve">9010 Taiga </w:t>
-      </w:r>
-      <w:r>
-        <w:t xml:space="preserve">och </w:t>
-      </w:r>
-      <w:r>
-        <w:rPr>
-          <w:i/>
-        </w:rPr>
-        <w:t>9740 Skogsbevuxen myr</w:t>
-      </w:r>
-      <w:r>
-        <w:t>. Tjädern är en utpräglad skogsfågel knuten till större sammanhängande barrskogsområden. Tupparna och hönorna utnyttjar till viss del olika miljöer, och habitatvalet varierar dessutom mellan olika delar av året. För att det ska finnas livskraftiga tjäderbestånd krävs funktionella skogslandskap med en blandning av uppvuxen, gles och luckig skog, täta sumpskogar, myrar och andra små våtmarker. Arten försvinner när skogen fragmenteras och den sammanlagda arealen hyggen och andra öppna områden blir för stor. Ett småskaligt och försiktigt virkesuttag genom hyggesfria metoder kan i vissa fall vara möjligt i området inom 200 m från lekcentrum. Längre ut från lekcentrum, inom 200–500 m bör den avverkade ytan inte överskrida 1 hektar för att undvika alltför stora och snabba förändringar (Skogsstyrelsen, 2019; SLU Artdatabanken, 2024).</w:t>
       </w:r>
     </w:p>
     <w:p>
@@ -877,22 +479,6 @@
       <w:r>
         <w:t>I den aktuella skogen har fridlysta arter sina livsmiljöer och växtplatser. Att skada de fridlysta arternas livsmiljöer, växtplatser eller ekologiska funktion är inte tillåtet enligt artskyddsförordningen.</w:t>
       </w:r>
-      <w:r>
-        <w:rPr>
-          <w:i/>
-        </w:rPr>
-        <w:t xml:space="preserve"> EU:s medlemsländer och skogsbolag är skyldiga att agera i enlighet med EU:s fågeldirektiv där det uttryckligen står att direktivet gäller för fåglar samt för deras ägg, bon och </w:t>
-      </w:r>
-      <w:r>
-        <w:rPr>
-          <w:b/>
-          <w:i/>
-        </w:rPr>
-        <w:t xml:space="preserve">livsmiljöer </w:t>
-      </w:r>
-      <w:r>
-        <w:t>(artikel 1). Vidare att de åtgärder som vidtas inte får leda till en försämring av den nuvarande situationen beträffande bevarandet av de fågelarter som avses i artikel 1 (artikel 13).</w:t>
-      </w:r>
     </w:p>
     <w:p>
       <w:r>
@@ -903,43 +489,6 @@
       </w:r>
       <w:r>
         <w:t>Certifikatsinnehavaren ska skydda sällsynta arter och hotade arter samt deras livsmiljöer inom skogsbruksenheten. Det ska ske genom avsättningar, andra skyddade områden och genom att skapa konnektivitet och/eller genom andra direkta åtgärder som gynnar dessa arters överlevnad och livskraft. Åtgärderna ska stå i förhållande till brukandets skala, intensitet och risk, samt till sällsynta och hotade arters bevarandestatus och ekologiska krav. Certifikatsinnehavaren ska beakta den geografiska spridningen och ekologiska krav hos sällsynta och hotade arter utanför skogsbruksenhetens gränser när beslut om åtgärder inom skogsbruksenheten ska fattas.</w:t>
-      </w:r>
-    </w:p>
-    <w:p>
-      <w:r>
-        <w:rPr>
-          <w:b/>
-        </w:rPr>
-        <w:t xml:space="preserve">6.4.1 </w:t>
-      </w:r>
-      <w:r>
-        <w:t>Följande biotoper undantas från alla skogsbruksåtgärder, förutom åtgärder påkallade för att bevara eller främja biotopens naturliga eller hävdbetingade biologiska mångfald:</w:t>
-      </w:r>
-    </w:p>
-    <w:p>
-      <w:pPr>
-        <w:ind w:left="357"/>
-      </w:pPr>
-      <w:r>
-        <w:t>b) nyckelbiotoper enligt Skogsstyrelsens definition och metod (1995)</w:t>
-      </w:r>
-    </w:p>
-    <w:p>
-      <w:pPr>
-        <w:pStyle w:val="ListBullet"/>
-      </w:pPr>
-      <w:r>
-        <w:rPr>
-          <w:b/>
-          <w:i/>
-        </w:rPr>
-        <w:t xml:space="preserve">Kommentar: </w:t>
-      </w:r>
-      <w:r>
-        <w:rPr>
-          <w:i/>
-        </w:rPr>
-        <w:t>I det aktuella skogsområdet har 23 rödlistade arter och signalarter påträffats. Detta ska jämföras med Skogsstyrelsens uppföljning 2017 av nyckelbiotoper som visade att man i genomsnitt hittar 20,6 olika rödlistade arter och signalarter i en nyckelbiotop (Wijk, S. 2017. Biologisk mångfald i nyckelbiotoper – Resultat från inventeringen “Uppföljning biologisk mångfald” 2009–2015. Rapport 4/2017 Skogsstyrelsen, Jönköping).</w:t>
       </w:r>
     </w:p>
     <w:p>
@@ -968,7 +517,7 @@
         <w:rPr>
           <w:i/>
         </w:rPr>
-        <w:t>I det aktuella skogsområdet har 28 naturvårdsarter varav 20 rödlistade arter sina livsmiljöer och växtplatser.</w:t>
+        <w:t>I det aktuella skogsområdet har 8 naturvårdsarter varav 7 rödlistade arter sina livsmiljöer och växtplatser.</w:t>
       </w:r>
     </w:p>
     <w:p>
@@ -1153,361 +702,6 @@
           <w:i/>
         </w:rPr>
         <w:t>I den aktuella skogen har fridlysta arter sina livsmiljöer och växtplatser. Att skada de fridlysta arternas livsmiljöer, växtplatser eller ekologiska funktion är inte tillåtet enligt artskyddsförordningen</w:t>
-      </w:r>
-    </w:p>
-    <w:p>
-      <w:r>
-        <w:br w:type="page"/>
-      </w:r>
-    </w:p>
-    <w:p>
-      <w:pPr>
-        <w:pStyle w:val="Title"/>
-      </w:pPr>
-      <w:r>
-        <w:t>BILAGA 1 – Fridlysta arter</w:t>
-      </w:r>
-    </w:p>
-    <w:p>
-      <w:pPr>
-        <w:pStyle w:val="Heading1"/>
-      </w:pPr>
-      <w:r>
-        <w:t>Tretåig hackspett – ekologi samt krav på livsmiljön</w:t>
-      </w:r>
-    </w:p>
-    <w:p>
-      <w:r>
-        <w:t xml:space="preserve">Tretåig hackspett (NT) är fridlyst enligt §4 Artskyddsförordningen och finns med som prioriterad art i Skogsstyrelsen vägledning för skogsbruket (bilaga 4 till SVL). I vägledningen står bland annat att: </w:t>
-      </w:r>
-      <w:r>
-        <w:rPr>
-          <w:i/>
-        </w:rPr>
-        <w:t xml:space="preserve">“Tretåig hackspett har stora arealkrav och höga krav på sin livsmiljö. Omdaningen av naturskogar till kulturskogar medför en förlust av viktiga miljöer, något som förstärks av ökad fragmentering till följd av avverkningar.” </w:t>
-      </w:r>
-      <w:r>
-        <w:t xml:space="preserve">Vidare att: </w:t>
-      </w:r>
-      <w:r>
-        <w:rPr>
-          <w:i/>
-        </w:rPr>
-        <w:t>“Områden med dokumenterad permanent förekomst i naturskogsmiljöer har vanligen så stora naturvärden att skogsbruk är olämpligt”</w:t>
-      </w:r>
-      <w:r>
-        <w:t xml:space="preserve"> (SLU Artdatabanken, 2024; Skogsstyrelsen, 2016)</w:t>
-      </w:r>
-      <w:r>
-        <w:rPr>
-          <w:i/>
-        </w:rPr>
-        <w:t>.</w:t>
-      </w:r>
-    </w:p>
-    <w:p>
-      <w:r>
-        <w:t>Tretåig hackspett är beroende av större sammanhängande naturskogar med kontinuerlig tillgång och nybildning av död ved och fragmentering av livsmiljöerna utgör ett stort hot mot arten (se exempelvis Stachura-Skierczynska et al., 2009; Wesolowski et al., 2005; Butler et al., 2004; Pakkala et al., 2002; Amcoff et al., 1996; Virkkala, 1991). Det finns studier som visar att naturskogens självgallringsprocess som den tretåiga hackspetten är beroende av, inte kan ersättas med efterlämnad hänsyn i skogsbruket (Imbeau &amp; Desrochers, 2002).</w:t>
-      </w:r>
-    </w:p>
-    <w:p>
-      <w:r>
-        <w:t>Permanenta revir av tretåig hackspett karaktäriseras ofta av artens typiska ringformigt ordnade hackmärken på framför allt gamla granar. För att säkerställa att inte revir av tretåig hackspett drabbas av avverkningsplanerna bör en inventering göras i området både under häckningstid och under vintern, då arten utnyttjar betydligt större områden än under sommarens häckningsrevir. Storleken på häckningsreviret varierar med skogstypen, förekomsten av död ved och graden av fragmentering, men är i allmänhet i storleksordningen 25–100 hektar (SLU Artdatabanken, 2024; Skogsstyrelsen, 2016).</w:t>
-      </w:r>
-    </w:p>
-    <w:p>
-      <w:r>
-        <w:t xml:space="preserve">Förutom fridlysning enligt §4 Artskyddsförordningen är tretåig hackspett även förtecknad i EU:s fågeldirektiv bilaga 1. Den är typisk art för </w:t>
-      </w:r>
-      <w:r>
-        <w:rPr>
-          <w:i/>
-        </w:rPr>
-        <w:t xml:space="preserve">9010 Taiga, 9740 Skogsbevuxen myr, 9030 Landhöjningsskog </w:t>
-      </w:r>
-      <w:r>
-        <w:t xml:space="preserve">och </w:t>
-      </w:r>
-      <w:r>
-        <w:rPr>
-          <w:i/>
-        </w:rPr>
-        <w:t>9040 Fjällbjörkskog</w:t>
-      </w:r>
-      <w:r>
-        <w:t xml:space="preserve"> samt ingår i Natura 2000 och är förtecknad i Bernkonventionen bilaga II (strikt skyddade djurarter) (SLU Artdatabanken, 2024; Skogsstyrelsen, 2016).</w:t>
-      </w:r>
-    </w:p>
-    <w:p>
-      <w:pPr>
-        <w:pStyle w:val="Heading2"/>
-      </w:pPr>
-      <w:r>
-        <w:t>Referenser – tretåig hackspett</w:t>
-      </w:r>
-    </w:p>
-    <w:p>
-      <w:r>
-        <w:t xml:space="preserve">Amcoff, M. &amp; Eriksson, P. 1996. </w:t>
-      </w:r>
-      <w:r>
-        <w:rPr>
-          <w:i/>
-        </w:rPr>
-        <w:t xml:space="preserve">Förekomst av tretåig hackspett Picoides tridactylus på bestånds- och landskapsnivå. </w:t>
-      </w:r>
-      <w:r>
-        <w:t>Ornis Svecica 6: 107–119.</w:t>
-      </w:r>
-    </w:p>
-    <w:p>
-      <w:r>
-        <w:t xml:space="preserve">Butler, R., Angelstam, P., Ekelund, P. &amp; Schlaeffer, R. 2004. </w:t>
-      </w:r>
-      <w:r>
-        <w:rPr>
-          <w:i/>
-        </w:rPr>
-        <w:t xml:space="preserve">Dead wood threshold values for the three-toed woodpecker presence in boreal and sub-Alpine forest. </w:t>
-      </w:r>
-      <w:r>
-        <w:t>Biological conservation 119(3): 305–318.</w:t>
-      </w:r>
-    </w:p>
-    <w:p>
-      <w:r>
-        <w:t xml:space="preserve">Imbeau, L. &amp; Desrochers, A. 2002. </w:t>
-      </w:r>
-      <w:r>
-        <w:rPr>
-          <w:i/>
-        </w:rPr>
-        <w:t xml:space="preserve">Foraging Ecology and Use of Drumming Trees by Three-Toed Woodpeckers. </w:t>
-      </w:r>
-      <w:r>
-        <w:t>The Journal of Wildlife Management. Vol. 66, No. 1 (Jan., 2002), pp. 222–231.</w:t>
-      </w:r>
-    </w:p>
-    <w:p>
-      <w:r>
-        <w:t xml:space="preserve">Pakkala, T., Hanski, I. &amp; Tomppo, E. 2002. </w:t>
-      </w:r>
-      <w:r>
-        <w:rPr>
-          <w:i/>
-        </w:rPr>
-        <w:t xml:space="preserve">Spatial ecology of the three-toed woodpecker in managed forest landscapes. </w:t>
-      </w:r>
-      <w:r>
-        <w:t>Silva Fennica 36(1): 279–288.</w:t>
-      </w:r>
-    </w:p>
-    <w:p>
-      <w:r>
-        <w:t xml:space="preserve">Skogsstyrelsen, 2016. </w:t>
-      </w:r>
-      <w:r>
-        <w:rPr>
-          <w:i/>
-        </w:rPr>
-        <w:t>Vägledning för hänsyn till fåglar – Tretåig hackspett.</w:t>
-      </w:r>
-    </w:p>
-    <w:p>
-      <w:r>
-        <w:t xml:space="preserve">SLU Artdatabanken, 2024. </w:t>
-      </w:r>
-      <w:r>
-        <w:rPr>
-          <w:i/>
-        </w:rPr>
-        <w:t xml:space="preserve">Artfaktablad. Naturvård – artfakta. </w:t>
-      </w:r>
-      <w:r>
-        <w:t>SLU Artdatabanken, Uppsala.</w:t>
-      </w:r>
-    </w:p>
-    <w:p>
-      <w:r>
-        <w:t xml:space="preserve">Stachura-Skierczynska, K., Tumiel, T. &amp; Skierczynski, M. 2009. </w:t>
-      </w:r>
-      <w:r>
-        <w:rPr>
-          <w:i/>
-        </w:rPr>
-        <w:t xml:space="preserve">Habitat prediction model for three-toed woodpecker and its implications for the conservation of biologically valuable forests. </w:t>
-      </w:r>
-      <w:r>
-        <w:t>Forest Ecology and Management 258(5): 697–703.</w:t>
-      </w:r>
-    </w:p>
-    <w:p>
-      <w:r>
-        <w:t xml:space="preserve">Virkkala, R. 1991. </w:t>
-      </w:r>
-      <w:r>
-        <w:rPr>
-          <w:i/>
-        </w:rPr>
-        <w:t xml:space="preserve">Population trends of forest birds in a Finnish Lapland landscape of large habitat blocks – Consequences of stochastic environmental variation or regional habitat alteration. </w:t>
-      </w:r>
-      <w:r>
-        <w:t>Biological conservation 56(2): 223–240.</w:t>
-      </w:r>
-    </w:p>
-    <w:p>
-      <w:r>
-        <w:t xml:space="preserve">Wesolowski, T., Czeszczewik, D. &amp; Rowinski, P. 2005. </w:t>
-      </w:r>
-      <w:r>
-        <w:rPr>
-          <w:i/>
-        </w:rPr>
-        <w:t xml:space="preserve">Effects of forest management on Three-toed Woodpecker Picoides tridactylus distribution in the Bialowieza Forest (NE Poland): conservation implications. </w:t>
-      </w:r>
-      <w:r>
-        <w:t>Acta Ornithologica 40(1): 53–60.</w:t>
-      </w:r>
-    </w:p>
-    <w:p>
-      <w:pPr>
-        <w:pStyle w:val="Heading1"/>
-      </w:pPr>
-      <w:r>
-        <w:t>Spillkråka – ekologi samt krav på livsmiljön</w:t>
-      </w:r>
-    </w:p>
-    <w:p>
-      <w:r>
-        <w:t xml:space="preserve">Spillkråka (§4) ingår i bilaga 1 EU:s fågeldirektiv och är typisk art för </w:t>
-      </w:r>
-      <w:r>
-        <w:rPr>
-          <w:i/>
-        </w:rPr>
-        <w:t xml:space="preserve">9010 Taiga </w:t>
-      </w:r>
-      <w:r>
-        <w:t>och</w:t>
-      </w:r>
-      <w:r>
-        <w:rPr>
-          <w:i/>
-        </w:rPr>
-        <w:t xml:space="preserve"> 9740 Skogsbevuxen myr</w:t>
-      </w:r>
-      <w:r>
-        <w:t>. Den lever i både barr- och blandskog liksom i ren lövskog. De tätaste populationerna tenderar att finnas i äldre, variationsrik blandskog med gott om död ved och gamla träd. Varje par utnyttjar 400–1000 hektar skog beroende på skogens kvalitet. Skogsbruk med korta omloppstider och täta, homogena ungskogar utgör det största hotet (SLU Artdatabanken, 2026).</w:t>
-      </w:r>
-    </w:p>
-    <w:p>
-      <w:r>
-        <w:t>Spillkråka är en nyckelart i skogliga miljöer vars övergivna bohål utnyttjas av flera andra hålhäckande fågelarter och fladdermöss, däribland pärluggla (EN, §4), knipa (§4), salskrake (§4) och skogsduva (§4). Hökuggla (VU, §4) och slaguggla (§4) häckar ofta i högstubbar som brutits av i höjd med ett gammalt spillkråkebo (Skogsstyrelsen, 2016).</w:t>
-      </w:r>
-    </w:p>
-    <w:p>
-      <w:pPr>
-        <w:pStyle w:val="Heading2"/>
-      </w:pPr>
-      <w:r>
-        <w:t>Referenser – spillkråka</w:t>
-      </w:r>
-    </w:p>
-    <w:p>
-      <w:r>
-        <w:t xml:space="preserve">Skogsstyrelsen, 2016. </w:t>
-      </w:r>
-      <w:r>
-        <w:rPr>
-          <w:i/>
-        </w:rPr>
-        <w:t xml:space="preserve">Vägledning för hänsyn till spillkråka. </w:t>
-      </w:r>
-      <w:r>
-        <w:t>Vägledningar och kunskapsstöd artskydd – Skogsstyrelsen.</w:t>
-      </w:r>
-    </w:p>
-    <w:p>
-      <w:r>
-        <w:t xml:space="preserve">SLU Artdatabanken, 2026. </w:t>
-      </w:r>
-      <w:r>
-        <w:rPr>
-          <w:i/>
-        </w:rPr>
-        <w:t xml:space="preserve">Artfaktablad. Naturvård – artfakta. </w:t>
-      </w:r>
-      <w:r>
-        <w:t>SLU Artdatabanken, Uppsala.</w:t>
-      </w:r>
-    </w:p>
-    <w:p>
-      <w:pPr>
-        <w:pStyle w:val="Heading1"/>
-      </w:pPr>
-      <w:r>
-        <w:t>Tjäder – ekologi samt krav på livsmiljön</w:t>
-      </w:r>
-    </w:p>
-    <w:p>
-      <w:r>
-        <w:t xml:space="preserve">Tjäder (§4) omfattas av bilaga 1 och 2 EU:s fågeldirektiv och är typisk art för </w:t>
-      </w:r>
-      <w:r>
-        <w:rPr>
-          <w:i/>
-        </w:rPr>
-        <w:t xml:space="preserve">9010 Taiga </w:t>
-      </w:r>
-      <w:r>
-        <w:t xml:space="preserve">och </w:t>
-      </w:r>
-      <w:r>
-        <w:rPr>
-          <w:i/>
-        </w:rPr>
-        <w:t>9740 Skogsbevuxen myr</w:t>
-      </w:r>
-      <w:r>
-        <w:t>. Tjädern är en utpräglad skogsfågel knuten till större sammanhängande barrskogsområden. Tupparna och hönorna utnyttjar till viss del olika miljöer, och habitatvalet varierar dessutom mellan olika delar av året. För att det ska finnas livskraftiga tjäderbestånd krävs funktionella skogslandskap med en blandning av uppvuxen, gles och luckig skog, täta sumpskogar, myrar och andra små våtmarker (Skogsstyrelsen, 2019; SLU Artdatabanken 2024).</w:t>
-      </w:r>
-    </w:p>
-    <w:p>
-      <w:r>
-        <w:t>Arten försvinner när skogen fragmenteras och den sammanlagda arealen hyggen och andra öppna områden blir för stor. Ett småskaligt och försiktigt virkesuttag genom hyggesfria metoder kan i vissa fall vara möjligt i området inom 200 m från lekcentrum. Längre ut från lekcentrum, inom 200–500 m bör den avverkade ytan inte överskrida 1 hektar för att undvika alltför stora och snabba förändringar (Skogsstyrelsen, 2019).</w:t>
-      </w:r>
-    </w:p>
-    <w:p>
-      <w:pPr>
-        <w:pStyle w:val="Heading2"/>
-      </w:pPr>
-      <w:r>
-        <w:t>Referenser – tjäder</w:t>
-      </w:r>
-    </w:p>
-    <w:p>
-      <w:r>
-        <w:t xml:space="preserve">Skogsstyrelsen, 2019. </w:t>
-      </w:r>
-      <w:r>
-        <w:rPr>
-          <w:i/>
-        </w:rPr>
-        <w:t>Vägledning för hänsyn till fåglar – tjäder.</w:t>
-      </w:r>
-    </w:p>
-    <w:p>
-      <w:r>
-        <w:t xml:space="preserve">SLU Artdatabanken, 2024. </w:t>
-      </w:r>
-      <w:r>
-        <w:rPr>
-          <w:i/>
-        </w:rPr>
-        <w:t xml:space="preserve">Artfaktablad. Naturvård – artfakta. </w:t>
-      </w:r>
-      <w:r>
-        <w:t>SLU Artdatabanken, Uppsala</w:t>
       </w:r>
     </w:p>
     <w:sectPr>

--- a/klagomål/Maskaure Långmyran SV, 6,8 ha FSC-klagomål.docx
+++ b/klagomål/Maskaure Långmyran SV, 6,8 ha FSC-klagomål.docx
@@ -216,7 +216,7 @@
         <w:spacing w:after="240"/>
       </w:pPr>
       <w:r>
-        <w:t>Figur 1. Fyndplatser för naturvårdsarter i området. Markörer utan svart kant är placerade på fyndplatsen. Markörer med svart kant är placerade vid sidan av fyndplatsen har ett svart streck som visar fyndplatsens exakta position. Kartans mittpunktskoordinat är N 7316215, E 617574 i SWEREF 99 TM.</w:t>
+        <w:t>Figur 1. Fyndplatser för naturvårdsarter i området. Markörer utan svart kant är placerade på fyndplatsen. Markörer med svart kant är placerade vid sidan av fyndplatsen och har ett svart streck som visar fyndplatsens exakta position. Kartans mittpunktskoordinat är N 7316215, E 617574 i SWEREF 99 TM.</w:t>
       </w:r>
     </w:p>
     <w:p>

--- a/klagomål/Maskaure Långmyran SV, 6,8 ha FSC-klagomål.docx
+++ b/klagomål/Maskaure Långmyran SV, 6,8 ha FSC-klagomål.docx
@@ -832,7 +832,7 @@
     <w:r>
       <w:tab/>
       <w:tab/>
-      <w:t>2026-08-14</w:t>
+      <w:t>2026-08-15</w:t>
       <w:br/>
       <w:br/>
     </w:r>

--- a/klagomål/Maskaure Långmyran SV, 6,8 ha FSC-klagomål.docx
+++ b/klagomål/Maskaure Långmyran SV, 6,8 ha FSC-klagomål.docx
@@ -163,7 +163,7 @@
         <w:pStyle w:val="Title"/>
       </w:pPr>
       <w:r>
-        <w:t>Inledande FSC- /PEFC-klagomål – information om höga naturvärden i området Maskaure Långmyran SV, 6,8 ha i Arjeplogs kommun</w:t>
+        <w:t>Inledande FSC- /PEFC-klagomål – information om höga naturvärden och fridlysta arter i området Maskaure Långmyran SV, 6,8 ha i Arjeplogs kommun</w:t>
       </w:r>
     </w:p>
     <w:p>
@@ -178,7 +178,7 @@
       <w:r>
         <w:drawing>
           <wp:inline xmlns:a="http://schemas.openxmlformats.org/drawingml/2006/main" xmlns:pic="http://schemas.openxmlformats.org/drawingml/2006/picture">
-            <wp:extent cx="5486400" cy="5071621"/>
+            <wp:extent cx="5486400" cy="5667395"/>
             <wp:docPr id="1" name="Picture 1"/>
             <wp:cNvGraphicFramePr>
               <a:graphicFrameLocks noChangeAspect="1"/>
@@ -199,7 +199,7 @@
                   <pic:spPr>
                     <a:xfrm>
                       <a:off x="0" y="0"/>
-                      <a:ext cx="5486400" cy="5071621"/>
+                      <a:ext cx="5486400" cy="5667395"/>
                     </a:xfrm>
                     <a:prstGeom prst="rect"/>
                   </pic:spPr>
@@ -216,12 +216,12 @@
         <w:spacing w:after="240"/>
       </w:pPr>
       <w:r>
-        <w:t>Figur 1. Fyndplatser för naturvårdsarter i området. Markörer utan svart kant är placerade på fyndplatsen. Markörer med svart kant är placerade vid sidan av fyndplatsen och har ett svart streck som visar fyndplatsens exakta position. Kartans mittpunktskoordinat är N 7316215, E 617574 i SWEREF 99 TM.</w:t>
+        <w:t>Figur 1. Fyndplatser för naturvårdsarter i och inom 24 meter från området. Markörer utan svart kant är placerade på fyndplatsen. Markörer med svart kant är placerade vid sidan av fyndplatsen och har ett svart streck som visar fyndplatsens exakta position. Kartans mittpunktskoordinat är N 7316215, E 617574 i SWEREF 99 TM.</w:t>
       </w:r>
     </w:p>
     <w:p>
       <w:r>
-        <w:t>I området finns fynd av 8 naturvårdsarter, varav 7 är rödlistade, 5 är typiska (T) och 1 är signalart (S): grantickeporing (VU), gränsticka (VU, T), blågrå svartspik (NT), gammelgransskål (NT, T), knottrig blåslav (NT, T), ullticka (NT, T), äggvaxskivling (NT) och blodticka (S, T). Se Figur 1.</w:t>
+        <w:t>I och inom 24 meter från området finns fynd av 28 naturvårdsarter, varav 20 är rödlistade, 4 är fridlysta, 17 är typiska (T) och 3 är signalarter (S): garnlav (VU, T), grantickeporing (VU), gränsticka (VU, T), Lecidea subhumida (VU), blanksvart spiklav (NT), blågrå svartspik (NT), dvärgbägarlav (NT, T), gammelgransskål (NT, T), grå blåbärsfältmätare (NT), knottrig blåslav (NT, T), liten svartspik (NT), nordtagging (NT), rödbrun blekspik (NT, T), talltagel (NT, T), tretåig hackspett (NT, T, §4), ullticka (NT, T), vedflamlav (NT), vedskivlav (NT, T), vitgrynig nållav (NT), äggvaxskivling (NT), blodticka (S, T), spindelblomster (S, T, §8), vågbandad barkbock (S), ekbräken (T), fjällskråp (T), klomossa (T), spillkråka (T, §4) och tjäder (T, §4). Se Figur 1.</w:t>
       </w:r>
     </w:p>
     <w:p>
@@ -244,7 +244,36 @@
     </w:p>
     <w:p>
       <w:r>
-        <w:t>Nedan följer beskrivningar av de naturvårdsarter och fridlysta arter som har sina livsmiljöer och växtplatser i den aktuella skogen. De påträffade naturvårdsarterna är ett tydligt kvitto på att det rör sig om en skog med höga naturvärden.</w:t>
+        <w:t>Nedan följer beskrivningar av de naturvårdsarter och fridlysta arter som har sina livsmiljöer och växtplatser i den aktuella skogen. Se även ytterligare artfakta i BILAGA 1. De påträffade naturvårdsarterna är ett tydligt kvitto på att det rör sig om en skog med höga naturvärden.</w:t>
+      </w:r>
+    </w:p>
+    <w:p>
+      <w:r>
+        <w:rPr>
+          <w:b/>
+        </w:rPr>
+        <w:t>Garnlav (VU)</w:t>
+      </w:r>
+      <w:r>
+        <w:t xml:space="preserve"> är en utpräglad barrskogsart som ibland kan drapera träden i norrländska grannaturskogar med hög luftfuktighet. Den förekommer även i talldominerade bestånd där den, förutom i trädens grenverk, påträffas hängande över ojämnheter i tallbarken. Arten har minskat starkt i södra och mellersta Sverige och den minskar även i sitt nordliga utbredningsområde. Minskningstakten uppgår till 30 (20–50) % inom 50 år och överstiger gränsvärdet för Sårbar (VU). Orsaken till tillbakagången beror främst på slutavverkningar av naturskogsartade skogar. Bestånd med riklig förekomst bör regelmässigt sparas, vilket även gynnar flera andra sällsynta och rödlistade arter. Garnlav är värdväxt för den mycket sällsynta och akut hotade fjärilen barrskogslavfly (CR) som hör hemma i boreala barrskogar med riklig förekomst av värdväxten. Tidigare kunde arten konstateras årligen på flera platser vid Dala-Floda i Dalarna innan lokalerna kalavverkades. Senaste fyndet i landet av barrskogslavfly är från år 2000 då den påträffades vid Högberget i Sollefteå kommun. Garnlav är typisk art för </w:t>
+      </w:r>
+      <w:r>
+        <w:rPr>
+          <w:i/>
+        </w:rPr>
+        <w:t xml:space="preserve">9010 Taiga </w:t>
+      </w:r>
+      <w:r>
+        <w:t>och</w:t>
+      </w:r>
+      <w:r>
+        <w:rPr>
+          <w:i/>
+        </w:rPr>
+        <w:t xml:space="preserve"> 9070 Trädklädd betesmark</w:t>
+      </w:r>
+      <w:r>
+        <w:t xml:space="preserve"> (SLU Artdatabanken, 2026).</w:t>
       </w:r>
     </w:p>
     <w:p>
@@ -282,11 +311,60 @@
       <w:r>
         <w:rPr>
           <w:b/>
+          <w:i/>
+        </w:rPr>
+        <w:t xml:space="preserve">Lecidea subhumida </w:t>
+      </w:r>
+      <w:r>
+        <w:rPr>
+          <w:b/>
+        </w:rPr>
+        <w:t>(VU)</w:t>
+      </w:r>
+      <w:r>
+        <w:t xml:space="preserve"> är en skivlav som växer på ved (grenar, stam) av gamla tallar i subalpin skog. Arten påverkas negativt av brist på kontinuitetsskog och en minskning av populationen pågår eller förväntas ske. Antalet individer bedöms vara lägre än gränsvärdet för sårbar (VU) (SLU Artdatabanken, 2026).</w:t>
+      </w:r>
+    </w:p>
+    <w:p>
+      <w:r>
+        <w:rPr>
+          <w:b/>
+        </w:rPr>
+        <w:t>Blanksvart spiklav (NT)</w:t>
+      </w:r>
+      <w:r>
+        <w:t xml:space="preserve"> förekommer på torr, hård, gammal kärnved men även på äldre ytved av tall i naturskogsartade bestånd med begränsad brandpåverkan och ostörd hydrologi. Skogsbruksåtgärder på eller i närheten av lokaler med blanksvart spiklav utgör ett hot. Naturskogsartade öppna tall- och barrblandskogar med blanksvart spiklav indikerar höga biologiska värden och bör bevaras (SLU Artdatabanken, 2024).</w:t>
+      </w:r>
+    </w:p>
+    <w:p>
+      <w:r>
+        <w:rPr>
+          <w:b/>
         </w:rPr>
         <w:t>Blågrå svartspik (NT)</w:t>
       </w:r>
       <w:r>
         <w:t xml:space="preserve"> växer på torr, hård ved av gamla, solbelysta torrakor, högstubbar av tall och grova döda grenar på levande tallar i öppna bestånd av naturskogskaraktär. Nästan alltid rör det sig om tjärrika torrträd och högstubbar (töreved, keloträd) som kan vara en bra bit över hundra år, i vissa fall sannolikt hundratals år gamla. Skogsbruk är idag det allvarligaste hotet. Ett långsiktigt hot är att nybildningen av gamla torrakor och högstubbar är en långsam process vilken ofta är beroende av skogsbrand. Nytt substrat bildas numera sannolikt nästan inte alls då antalet naturliga skogsbränder har minskat drastiskt på grund av effektivare brandbekämpning. Döda träd som lämnas efter avverkning är inte lämpliga för arten, eftersom dessa träd inte varit utsatta för skogsbrand och bildat tjärrik ved. Skogsbruksåtgärder på eller i närheten av växtplatserna bör undvikas. Naturskogsartade skogar med förekomst av arten indikerar höga biologiska värden och bör bevaras. Blågrå svartspik har en mycket begränsad utbredning utanför de nordiska länderna varför dessa länder har ett speciellt ansvar för arten (SLU Artdatabanken, 2024).</w:t>
+      </w:r>
+    </w:p>
+    <w:p>
+      <w:r>
+        <w:rPr>
+          <w:b/>
+        </w:rPr>
+        <w:t>Dvärgbägarlav (NT)</w:t>
+      </w:r>
+      <w:r>
+        <w:t xml:space="preserve"> förekommer över hela Sverige på gammal hård ved, huvudsakligen på tall men i södra Sverige även på ek. Veden utgörs framförallt av grova stubbar, lågor och grenar. Substratet har blivit sällsyntare och nybildning av substrat sker bara i begränsad omfattning. Arten hotas av att grova lågor blir allt sällsyntare i dagens kulturskogar samt att nybildningen av lämpliga substrat går mycket långsamt. En riklig tillgång på gamla tall- eller eklågor måste säkerställas på artens lokaler. Dvärgbägarlav är typisk art för </w:t>
+      </w:r>
+      <w:r>
+        <w:rPr>
+          <w:i/>
+        </w:rPr>
+        <w:t>9010 Taiga</w:t>
+      </w:r>
+      <w:r>
+        <w:t xml:space="preserve"> (SLU Artdatabanken, 2024; Nitare &amp; Skogsstyrelsen, 2019).</w:t>
       </w:r>
     </w:p>
     <w:p>
@@ -314,6 +392,17 @@
         <w:rPr>
           <w:b/>
         </w:rPr>
+        <w:t>Grå blåbärsfältmätare (NT)</w:t>
+      </w:r>
+      <w:r>
+        <w:t xml:space="preserve"> har tidigare ansetts som en mycket vanlig art men har utifrån fältobservationer gått starkt tillbaka och är nu försvunnen från stora delar av södra och mellersta Sverige. Sannolikt minskar arten även i norr. Detta indikerar att arten är starkare knuten till kontinuitetsskog med stort innehåll av blåbär än man tidigare trott och den förefaller vara mycket känslig för kalhyggesbruk. Fjärilens huvudsakliga habitat är luckiga granskogar med ett välutvecklat blåbärskikt på vilket larven lever. Denna livsmiljö är hotad av kalhyggesbruket där blåbärsriset skuggas ut när den uppväxande skogen sluter sig. Minskningstakten för den svenska populationen bedöms vara nära gränsvärdet för Sårbar (VU) (SLU Artdatabanken, 2024).</w:t>
+      </w:r>
+    </w:p>
+    <w:p>
+      <w:r>
+        <w:rPr>
+          <w:b/>
+        </w:rPr>
         <w:t>Knottrig blåslav (NT)</w:t>
       </w:r>
       <w:r>
@@ -345,6 +434,106 @@
         <w:rPr>
           <w:b/>
         </w:rPr>
+        <w:t>Liten svartspik (NT)</w:t>
+      </w:r>
+      <w:r>
+        <w:t xml:space="preserve"> växer på granbark i boreala barrskogar med lång trädkontinuitet och hög luftfuktighet. Orsaken till tillbakagången beror på främst på slutavverkningar av naturskogsartade granskogar. Bestånd med riklig förekomst av liten svartspik bör regelmässigt sparas. Naturhänsyn i samband med slutavverkning måste ske så att man undviker uttorkningseffekter (SLU Artdatabanken, 2024).</w:t>
+      </w:r>
+    </w:p>
+    <w:p>
+      <w:r>
+        <w:rPr>
+          <w:b/>
+        </w:rPr>
+        <w:t>Nordtagging (NT)</w:t>
+      </w:r>
+      <w:r>
+        <w:t xml:space="preserve"> växer främst på tallågor av grövre dimensioner och påträffas huvudsakligen i äldre skog som inte kalavverkats. Nordtaggingen missgynnas av att områden med äldre tallskog har minskat starkt. Bekämpning av skogsbränder, samtidigt som skogsbruket omvandlar naturligt glesa tallbestånd till likartade och betydligt tätare bestånd, har missgynnat arten. Bristen på gamla tallågor utgör på sikt ett allvarligt hot och återskapandet av lämpliga biotoper tar mycket lång tid. Områden med olikåldriga bestånd av tall och med stort inslag av äldre träd bör undantas från skoglig produktion (SLU Artdatabanken, 2024).</w:t>
+      </w:r>
+    </w:p>
+    <w:p>
+      <w:r>
+        <w:rPr>
+          <w:b/>
+        </w:rPr>
+        <w:t>Rödbrun blekspik (NT)</w:t>
+      </w:r>
+      <w:r>
+        <w:t xml:space="preserve"> växer i norra Sverige på bark och ved av björk och gran i skogar med hög och jämn luftfuktighet. I södra Sverige växer den främst på ek i öppna åldriga lövskogar. I norra delen av sitt utbredningsområde hotas arten av slutavverkningar av gamla granskogar. I den södra delen av landet hotas den genom de åldriga lövskogarnas tillbakagång och särskilt ekhagarnas igenväxning och genom plantering av sådan mark med barrskog. Rödbrun blekspik är typisk art för </w:t>
+      </w:r>
+      <w:r>
+        <w:rPr>
+          <w:i/>
+        </w:rPr>
+        <w:t xml:space="preserve">9010 Taiga, 9020 Nordlig ädellövskog, 9070 Trädklädd betesmark, 9160 Näringsrik ekskog </w:t>
+      </w:r>
+      <w:r>
+        <w:t xml:space="preserve">och </w:t>
+      </w:r>
+      <w:r>
+        <w:rPr>
+          <w:i/>
+        </w:rPr>
+        <w:t>9180 Ädellövskog i branter</w:t>
+      </w:r>
+      <w:r>
+        <w:t xml:space="preserve"> och signalerar alltid höga naturvärden (SLU Artdatabanken, 2024; Nitare &amp; Skogsstyrelsen, 2019).</w:t>
+      </w:r>
+    </w:p>
+    <w:p>
+      <w:r>
+        <w:rPr>
+          <w:b/>
+        </w:rPr>
+        <w:t>Talltagel (NT)</w:t>
+      </w:r>
+      <w:r>
+        <w:t xml:space="preserve"> är en boreal art som förekommer på tall i äldre, öppna tallskogar. Den påverkas negativt av brist på kontinuitetsskog och minskningstakten bedöms vara nära gränsvärdet för Sårbar (VU). Talltagel är typisk art för </w:t>
+      </w:r>
+      <w:r>
+        <w:rPr>
+          <w:i/>
+        </w:rPr>
+        <w:t>9010 Taiga</w:t>
+      </w:r>
+      <w:r>
+        <w:t xml:space="preserve"> (SLU Artdatabanken, 2026).</w:t>
+      </w:r>
+    </w:p>
+    <w:p>
+      <w:r>
+        <w:rPr>
+          <w:b/>
+        </w:rPr>
+        <w:t>Tretåig hackspett (NT, §4)</w:t>
+      </w:r>
+      <w:r>
+        <w:t xml:space="preserve"> är rödlistad som nära hotad och ingår i bilaga 1 i EU:s fågeldirektiv. Tretåig hackspett är för sin överlevnad beroende av kontinuerlig tillförsel av äldre döende och död ved, som sker genom naturliga självgallringsprocesser i äldre grannaturskogar och barrblandade naturskogar. Om en skog genom skogsbruk gallras eller glesas ur så upphör och uteblir i stort sett den naturliga självgallringsprocessen för mycket lång tid framöver vilket omöjliggör upprätthållandet av den kontinuerliga ekologiska funktionen i ett område. Det finns studier som visar att naturskogens självgallringsprocess som den tretåiga hackspetten är beroende av, inte kan ersättas med efterlämnad hänsyn i skogsbruket (Imbeau &amp; Desrochers, 2002). Storleken på häckningsreviret varierar med skogstypen, förekomsten av död ved och graden av fragmentering, men är i allmänhet i storleksordningen 25–100 hektar. Vintertid krävs ofta betydligt större områden och det finns studier som antyder att arten behöver minst 100 hektar äldre skog. I områden med låg bonitet kan det behövas över 200 hektar lämpligt habitat för att ett par ska kunna reproducera sig. Områden med dokumenterad permanent förekomst i naturskogsmiljöer har vanligen så stora naturvärden att skogsbruk är olämpligt. Tretåig hackspett är typisk art för </w:t>
+      </w:r>
+      <w:r>
+        <w:rPr>
+          <w:i/>
+        </w:rPr>
+        <w:t xml:space="preserve">9010 Taiga, 9740 Skogsbevuxen myr, 9030 Landhöjningsskog </w:t>
+      </w:r>
+      <w:r>
+        <w:t xml:space="preserve">och </w:t>
+      </w:r>
+      <w:r>
+        <w:rPr>
+          <w:i/>
+        </w:rPr>
+        <w:t>9040 Fjällbjörkskog</w:t>
+      </w:r>
+      <w:r>
+        <w:t xml:space="preserve"> (Skogsstyrelsen, 2016; SLU Artdatabanken, 2024).</w:t>
+      </w:r>
+    </w:p>
+    <w:p>
+      <w:r>
+        <w:rPr>
+          <w:b/>
+        </w:rPr>
         <w:t>Ullticka (NT)</w:t>
       </w:r>
       <w:r>
@@ -401,6 +590,57 @@
         <w:rPr>
           <w:b/>
         </w:rPr>
+        <w:t>Vedflamlav (NT)</w:t>
+      </w:r>
+      <w:r>
+        <w:t xml:space="preserve"> växer på gammal hård och torr, exponerad kärnved av tall, främst på högstubbar i ljusöppna lägen, t.ex. vid och på myrar, sjökanter, i glesa hällmarkskogar och i brandpräglade tallnaturskogar. Substratet nyskapas i begränsad omfattning och arten är en utmärkt indikator på höga naturvärden i denna skogstyp. Tall- och barrblandskogar med naturskogskaraktär och spår av bränder har ofta höga biologiska värden och bör skyddas. På vedflamlavens bål kan den sällsynta spiklaven/parasiten </w:t>
+      </w:r>
+      <w:r>
+        <w:rPr>
+          <w:i/>
+        </w:rPr>
+        <w:t>Calicium ramboldiicola</w:t>
+      </w:r>
+      <w:r>
+        <w:t xml:space="preserve"> (VU) påträffas (SLU Artdatabanken, 2026).</w:t>
+      </w:r>
+    </w:p>
+    <w:p>
+      <w:r>
+        <w:rPr>
+          <w:b/>
+        </w:rPr>
+        <w:t>Vedskivlav (NT)</w:t>
+      </w:r>
+      <w:r>
+        <w:t xml:space="preserve"> växer på gammal, torr, exponerad, hård kärnved av framförallt tall i naturskogsartade bestånd. Avverkning av tallskog av naturskogskaraktär med spår av återkommande bränder är ett hot. Mängden lämplig ved att växa på för vedskivlav minskar, dels på grund av naturlig nedbrytning men framförallt på grund av att de förstörs i samband med slutavverkningar, gallringar och markberedning. Tall- och blandbarrskogar av naturskogskaraktär med spår av återkommande bränder bör skyddas. Vedskivlav är typisk art för </w:t>
+      </w:r>
+      <w:r>
+        <w:rPr>
+          <w:i/>
+        </w:rPr>
+        <w:t>9010 Taiga</w:t>
+      </w:r>
+      <w:r>
+        <w:t xml:space="preserve"> (SLU Artdatabanken, 2024).</w:t>
+      </w:r>
+    </w:p>
+    <w:p>
+      <w:r>
+        <w:rPr>
+          <w:b/>
+        </w:rPr>
+        <w:t>Vitgrynig nållav (NT)</w:t>
+      </w:r>
+      <w:r>
+        <w:t xml:space="preserve"> växer nästan uteslutande på bark av gamla, senvuxna granar i skuggiga lägen med hög och jämn luftfuktighet. Den vanligaste naturtypen för arten är kontinuitetsskogar på frisk mark men den finns också i sumpgranskogar. På lång sikt utgör avverkningar av olikåldriga granskogar av naturskogskaraktär ett allvarligt hot mot arten och skogsbruksåtgärder på eller i närheten av växtplatserna bör undvikas. Naturskogsartade, fuktiga granskogar med förekomster av arten signalerar höga biologiska värden och bör bevaras (SLU Artdatabanken, 2024; Nitare &amp; Skogsstyrelsen, 2019).</w:t>
+      </w:r>
+    </w:p>
+    <w:p>
+      <w:r>
+        <w:rPr>
+          <w:b/>
+        </w:rPr>
         <w:t>Äggvaxskivling (NT)</w:t>
       </w:r>
       <w:r>
@@ -425,6 +665,164 @@
       </w:r>
       <w:r>
         <w:t xml:space="preserve"> (SLU Artdatabanken, 2025; Nitare &amp; Skogsstyrelsen, 2019).</w:t>
+      </w:r>
+    </w:p>
+    <w:p>
+      <w:r>
+        <w:rPr>
+          <w:b/>
+        </w:rPr>
+        <w:t>Spindelblomster (§8)</w:t>
+      </w:r>
+      <w:r>
+        <w:t xml:space="preserve"> växer i äldre mossrik granskog eller barrblandskog, men även i fjällbjörkskog. Arten indikerar långvarig trädkontinuitet och hög luftfuktighet och är mycket känslig för uttorkning och markskador. Spindelblomster har i många trakter minskat starkt under senare tid på grund av slutavverkningar och skogsmarksdikning. Spindelblomster är typisk art för </w:t>
+      </w:r>
+      <w:r>
+        <w:rPr>
+          <w:i/>
+        </w:rPr>
+        <w:t xml:space="preserve">9010 Taiga, 9050 Näringsrik granskog </w:t>
+      </w:r>
+      <w:r>
+        <w:t>och</w:t>
+      </w:r>
+      <w:r>
+        <w:rPr>
+          <w:i/>
+        </w:rPr>
+        <w:t xml:space="preserve"> 9040 Fjällbjörkskog</w:t>
+      </w:r>
+      <w:r>
+        <w:t xml:space="preserve"> (Nitare &amp; Skogsstyrelsen, 2019; SLU Artdatabanken, 2025).</w:t>
+      </w:r>
+    </w:p>
+    <w:p>
+      <w:r>
+        <w:rPr>
+          <w:b/>
+        </w:rPr>
+        <w:t xml:space="preserve">Vågbandad barkbock </w:t>
+      </w:r>
+      <w:r>
+        <w:t>är en långhorning vars larvutveckling sker under bark på nyligen döda stående barrträd, främst gran, mer undantagsvis på tall. Främst i stående träd, särskilt gamla, långsamvuxna granar med grov bark, även i grövre grenar, stubbar eller vindfällen. Arten är starkt knuten till naturskogsliknande granskogar, och gynnas av extrema torrsomrar som försvagar träden. Arten påverkas negativt av brist på kontinuitetsskog och en minskning av populationen pågår eller förväntas ske (SLU Artdatabanken, 2025).</w:t>
+      </w:r>
+    </w:p>
+    <w:p>
+      <w:r>
+        <w:rPr>
+          <w:b/>
+        </w:rPr>
+        <w:t xml:space="preserve">Ekbräken </w:t>
+      </w:r>
+      <w:r>
+        <w:t xml:space="preserve">är typisk art för </w:t>
+      </w:r>
+      <w:r>
+        <w:rPr>
+          <w:i/>
+        </w:rPr>
+        <w:t>9050 Näringsrik granskog</w:t>
+      </w:r>
+      <w:r>
+        <w:t xml:space="preserve"> (SLU Artdatabanken, 2025).</w:t>
+      </w:r>
+    </w:p>
+    <w:p>
+      <w:r>
+        <w:rPr>
+          <w:b/>
+        </w:rPr>
+        <w:t>Fjällskråp</w:t>
+      </w:r>
+      <w:r>
+        <w:t xml:space="preserve"> är typisk art för 9050 Näringsrik granskog. Fjällskråp är värdväxt för den sällsynta fjärilen fjällskråpsmal (DD). Fjärilens larver gör fläckminor på fjällskråpblad och arten är därför relativt lätt att påvisa där den finns SLU Artdatabanken, 2025).</w:t>
+      </w:r>
+    </w:p>
+    <w:p>
+      <w:r>
+        <w:rPr>
+          <w:b/>
+        </w:rPr>
+        <w:t xml:space="preserve">Klomossa </w:t>
+      </w:r>
+      <w:r>
+        <w:t xml:space="preserve">växer i översvämningszonen längs stränder av sjöar och vattendrag, i bäckar och i sumpskog som periodvis är översvämmad. Den växer på klippor och block, samt stammar och rötter av träd och buskar. Klomossa är typisk art för </w:t>
+      </w:r>
+      <w:r>
+        <w:rPr>
+          <w:i/>
+        </w:rPr>
+        <w:t xml:space="preserve">9750 Svämlövskog </w:t>
+      </w:r>
+      <w:r>
+        <w:t xml:space="preserve">och </w:t>
+      </w:r>
+      <w:r>
+        <w:rPr>
+          <w:i/>
+        </w:rPr>
+        <w:t xml:space="preserve">9760 Svämädellövskog </w:t>
+      </w:r>
+      <w:r>
+        <w:t>(SLU Artdatabanken, 2025).</w:t>
+      </w:r>
+    </w:p>
+    <w:p>
+      <w:r>
+        <w:rPr>
+          <w:b/>
+        </w:rPr>
+        <w:t>Spillkråka (§4)</w:t>
+      </w:r>
+      <w:r>
+        <w:t xml:space="preserve"> omfattas av bilaga 1 i EU:s fågeldirektiv och är typisk art för </w:t>
+      </w:r>
+      <w:r>
+        <w:rPr>
+          <w:i/>
+        </w:rPr>
+        <w:t xml:space="preserve">9010 Taiga </w:t>
+      </w:r>
+      <w:r>
+        <w:t>och</w:t>
+      </w:r>
+      <w:r>
+        <w:rPr>
+          <w:i/>
+        </w:rPr>
+        <w:t xml:space="preserve"> 9740 Skogsbevuxen myr</w:t>
+      </w:r>
+      <w:r>
+        <w:t>. Den behöver grova träd, främst tall, asp och bok som boträd. Skogsbruk med korta omloppstider och täta, homogena ungskogar utgör det största hotet. Spillkråka är en nyckelart i skogliga miljöer vars övergivna bohål utnyttjas av flera andra hålhäckande fågelarter och fladdermöss, däribland pärluggla (EN, §4), knipa (§4), salskrake (§4) och skogsduva (§4). Hökuggla (VU, §4) och slaguggla (§4) häckar ofta i högstubbar som brutits av i höjd med ett gammalt spillkråkebo (SLU Artdatabanken, 2026; Skogsstyrelsen, 2016).</w:t>
+      </w:r>
+    </w:p>
+    <w:p>
+      <w:r>
+        <w:rPr>
+          <w:b/>
+        </w:rPr>
+        <w:t>Tjäder (§4)</w:t>
+      </w:r>
+      <w:r>
+        <w:t xml:space="preserve"> omfattas av bilaga 1 och 2 EU:s fågeldirektiv och är typisk art för </w:t>
+      </w:r>
+      <w:r>
+        <w:rPr>
+          <w:i/>
+        </w:rPr>
+        <w:t xml:space="preserve">9010 Taiga </w:t>
+      </w:r>
+      <w:r>
+        <w:t xml:space="preserve">och </w:t>
+      </w:r>
+      <w:r>
+        <w:rPr>
+          <w:i/>
+        </w:rPr>
+        <w:t>9740 Skogsbevuxen myr</w:t>
+      </w:r>
+      <w:r>
+        <w:t>. Tjädern är en utpräglad skogsfågel knuten till större sammanhängande barrskogsområden. Tupparna och hönorna utnyttjar till viss del olika miljöer, och habitatvalet varierar dessutom mellan olika delar av året. För att det ska finnas livskraftiga tjäderbestånd krävs funktionella skogslandskap med en blandning av uppvuxen, gles och luckig skog, täta sumpskogar, myrar och andra små våtmarker. Arten försvinner när skogen fragmenteras och den sammanlagda arealen hyggen och andra öppna områden blir för stor. Ett småskaligt och försiktigt virkesuttag genom hyggesfria metoder kan i vissa fall vara möjligt i området inom 200 m från lekcentrum. Längre ut från lekcentrum, inom 200–500 m bör den avverkade ytan inte överskrida 1 hektar för att undvika alltför stora och snabba förändringar (Skogsstyrelsen, 2019; SLU Artdatabanken, 2024).</w:t>
       </w:r>
     </w:p>
     <w:p>
@@ -479,6 +877,22 @@
       <w:r>
         <w:t>I den aktuella skogen har fridlysta arter sina livsmiljöer och växtplatser. Att skada de fridlysta arternas livsmiljöer, växtplatser eller ekologiska funktion är inte tillåtet enligt artskyddsförordningen.</w:t>
       </w:r>
+      <w:r>
+        <w:rPr>
+          <w:i/>
+        </w:rPr>
+        <w:t xml:space="preserve"> EU:s medlemsländer och skogsbolag är skyldiga att agera i enlighet med EU:s fågeldirektiv där det uttryckligen står att direktivet gäller för fåglar samt för deras ägg, bon och </w:t>
+      </w:r>
+      <w:r>
+        <w:rPr>
+          <w:b/>
+          <w:i/>
+        </w:rPr>
+        <w:t xml:space="preserve">livsmiljöer </w:t>
+      </w:r>
+      <w:r>
+        <w:t>(artikel 1). Vidare att de åtgärder som vidtas inte får leda till en försämring av den nuvarande situationen beträffande bevarandet av de fågelarter som avses i artikel 1 (artikel 13).</w:t>
+      </w:r>
     </w:p>
     <w:p>
       <w:r>
@@ -496,10 +910,18 @@
         <w:rPr>
           <w:b/>
         </w:rPr>
-        <w:t xml:space="preserve">6.4.3 </w:t>
-      </w:r>
-      <w:r>
-        <w:t>Bevarandeåtgärder genomförs för de kända förekomster av rödlistade arter som påverkas av skogsbruk.</w:t>
+        <w:t xml:space="preserve">6.4.1 </w:t>
+      </w:r>
+      <w:r>
+        <w:t>Följande biotoper undantas från alla skogsbruksåtgärder, förutom åtgärder påkallade för att bevara eller främja biotopens naturliga eller hävdbetingade biologiska mångfald:</w:t>
+      </w:r>
+    </w:p>
+    <w:p>
+      <w:pPr>
+        <w:ind w:left="357"/>
+      </w:pPr>
+      <w:r>
+        <w:t>b) nyckelbiotoper enligt Skogsstyrelsens definition och metod (1995)</w:t>
       </w:r>
     </w:p>
     <w:p>
@@ -517,7 +939,36 @@
         <w:rPr>
           <w:i/>
         </w:rPr>
-        <w:t>I det aktuella skogsområdet har 8 naturvårdsarter varav 7 rödlistade arter sina livsmiljöer och växtplatser.</w:t>
+        <w:t>I det aktuella skogsområdet har 23 rödlistade arter och signalarter påträffats. Detta ska jämföras med Skogsstyrelsens uppföljning 2017 av nyckelbiotoper som visade att man i genomsnitt hittar 20,6 olika rödlistade arter och signalarter i en nyckelbiotop (Wijk, S. 2017. Biologisk mångfald i nyckelbiotoper – Resultat från inventeringen “Uppföljning biologisk mångfald” 2009–2015. Rapport 4/2017 Skogsstyrelsen, Jönköping).</w:t>
+      </w:r>
+    </w:p>
+    <w:p>
+      <w:r>
+        <w:rPr>
+          <w:b/>
+        </w:rPr>
+        <w:t xml:space="preserve">6.4.3 </w:t>
+      </w:r>
+      <w:r>
+        <w:t>Bevarandeåtgärder genomförs för de kända förekomster av rödlistade arter som påverkas av skogsbruk.</w:t>
+      </w:r>
+    </w:p>
+    <w:p>
+      <w:pPr>
+        <w:pStyle w:val="ListBullet"/>
+      </w:pPr>
+      <w:r>
+        <w:rPr>
+          <w:b/>
+          <w:i/>
+        </w:rPr>
+        <w:t xml:space="preserve">Kommentar: </w:t>
+      </w:r>
+      <w:r>
+        <w:rPr>
+          <w:i/>
+        </w:rPr>
+        <w:t>I det aktuella skogsområdet har 28 naturvårdsarter varav 20 rödlistade arter sina livsmiljöer och växtplatser.</w:t>
       </w:r>
     </w:p>
     <w:p>
@@ -702,6 +1153,361 @@
           <w:i/>
         </w:rPr>
         <w:t>I den aktuella skogen har fridlysta arter sina livsmiljöer och växtplatser. Att skada de fridlysta arternas livsmiljöer, växtplatser eller ekologiska funktion är inte tillåtet enligt artskyddsförordningen</w:t>
+      </w:r>
+    </w:p>
+    <w:p>
+      <w:r>
+        <w:br w:type="page"/>
+      </w:r>
+    </w:p>
+    <w:p>
+      <w:pPr>
+        <w:pStyle w:val="Title"/>
+      </w:pPr>
+      <w:r>
+        <w:t>BILAGA 1 – Fridlysta arter</w:t>
+      </w:r>
+    </w:p>
+    <w:p>
+      <w:pPr>
+        <w:pStyle w:val="Heading1"/>
+      </w:pPr>
+      <w:r>
+        <w:t>Tretåig hackspett – ekologi samt krav på livsmiljön</w:t>
+      </w:r>
+    </w:p>
+    <w:p>
+      <w:r>
+        <w:t xml:space="preserve">Tretåig hackspett (NT) är fridlyst enligt §4 Artskyddsförordningen och finns med som prioriterad art i Skogsstyrelsen vägledning för skogsbruket (bilaga 4 till SVL). I vägledningen står bland annat att: </w:t>
+      </w:r>
+      <w:r>
+        <w:rPr>
+          <w:i/>
+        </w:rPr>
+        <w:t xml:space="preserve">“Tretåig hackspett har stora arealkrav och höga krav på sin livsmiljö. Omdaningen av naturskogar till kulturskogar medför en förlust av viktiga miljöer, något som förstärks av ökad fragmentering till följd av avverkningar.” </w:t>
+      </w:r>
+      <w:r>
+        <w:t xml:space="preserve">Vidare att: </w:t>
+      </w:r>
+      <w:r>
+        <w:rPr>
+          <w:i/>
+        </w:rPr>
+        <w:t>“Områden med dokumenterad permanent förekomst i naturskogsmiljöer har vanligen så stora naturvärden att skogsbruk är olämpligt”</w:t>
+      </w:r>
+      <w:r>
+        <w:t xml:space="preserve"> (SLU Artdatabanken, 2024; Skogsstyrelsen, 2016)</w:t>
+      </w:r>
+      <w:r>
+        <w:rPr>
+          <w:i/>
+        </w:rPr>
+        <w:t>.</w:t>
+      </w:r>
+    </w:p>
+    <w:p>
+      <w:r>
+        <w:t>Tretåig hackspett är beroende av större sammanhängande naturskogar med kontinuerlig tillgång och nybildning av död ved och fragmentering av livsmiljöerna utgör ett stort hot mot arten (se exempelvis Stachura-Skierczynska et al., 2009; Wesolowski et al., 2005; Butler et al., 2004; Pakkala et al., 2002; Amcoff et al., 1996; Virkkala, 1991). Det finns studier som visar att naturskogens självgallringsprocess som den tretåiga hackspetten är beroende av, inte kan ersättas med efterlämnad hänsyn i skogsbruket (Imbeau &amp; Desrochers, 2002).</w:t>
+      </w:r>
+    </w:p>
+    <w:p>
+      <w:r>
+        <w:t>Permanenta revir av tretåig hackspett karaktäriseras ofta av artens typiska ringformigt ordnade hackmärken på framför allt gamla granar. För att säkerställa att inte revir av tretåig hackspett drabbas av avverkningsplanerna bör en inventering göras i området både under häckningstid och under vintern, då arten utnyttjar betydligt större områden än under sommarens häckningsrevir. Storleken på häckningsreviret varierar med skogstypen, förekomsten av död ved och graden av fragmentering, men är i allmänhet i storleksordningen 25–100 hektar (SLU Artdatabanken, 2024; Skogsstyrelsen, 2016).</w:t>
+      </w:r>
+    </w:p>
+    <w:p>
+      <w:r>
+        <w:t xml:space="preserve">Förutom fridlysning enligt §4 Artskyddsförordningen är tretåig hackspett även förtecknad i EU:s fågeldirektiv bilaga 1. Den är typisk art för </w:t>
+      </w:r>
+      <w:r>
+        <w:rPr>
+          <w:i/>
+        </w:rPr>
+        <w:t xml:space="preserve">9010 Taiga, 9740 Skogsbevuxen myr, 9030 Landhöjningsskog </w:t>
+      </w:r>
+      <w:r>
+        <w:t xml:space="preserve">och </w:t>
+      </w:r>
+      <w:r>
+        <w:rPr>
+          <w:i/>
+        </w:rPr>
+        <w:t>9040 Fjällbjörkskog</w:t>
+      </w:r>
+      <w:r>
+        <w:t xml:space="preserve"> samt ingår i Natura 2000 och är förtecknad i Bernkonventionen bilaga II (strikt skyddade djurarter) (SLU Artdatabanken, 2024; Skogsstyrelsen, 2016).</w:t>
+      </w:r>
+    </w:p>
+    <w:p>
+      <w:pPr>
+        <w:pStyle w:val="Heading2"/>
+      </w:pPr>
+      <w:r>
+        <w:t>Referenser – tretåig hackspett</w:t>
+      </w:r>
+    </w:p>
+    <w:p>
+      <w:r>
+        <w:t xml:space="preserve">Amcoff, M. &amp; Eriksson, P. 1996. </w:t>
+      </w:r>
+      <w:r>
+        <w:rPr>
+          <w:i/>
+        </w:rPr>
+        <w:t xml:space="preserve">Förekomst av tretåig hackspett Picoides tridactylus på bestånds- och landskapsnivå. </w:t>
+      </w:r>
+      <w:r>
+        <w:t>Ornis Svecica 6: 107–119.</w:t>
+      </w:r>
+    </w:p>
+    <w:p>
+      <w:r>
+        <w:t xml:space="preserve">Butler, R., Angelstam, P., Ekelund, P. &amp; Schlaeffer, R. 2004. </w:t>
+      </w:r>
+      <w:r>
+        <w:rPr>
+          <w:i/>
+        </w:rPr>
+        <w:t xml:space="preserve">Dead wood threshold values for the three-toed woodpecker presence in boreal and sub-Alpine forest. </w:t>
+      </w:r>
+      <w:r>
+        <w:t>Biological conservation 119(3): 305–318.</w:t>
+      </w:r>
+    </w:p>
+    <w:p>
+      <w:r>
+        <w:t xml:space="preserve">Imbeau, L. &amp; Desrochers, A. 2002. </w:t>
+      </w:r>
+      <w:r>
+        <w:rPr>
+          <w:i/>
+        </w:rPr>
+        <w:t xml:space="preserve">Foraging Ecology and Use of Drumming Trees by Three-Toed Woodpeckers. </w:t>
+      </w:r>
+      <w:r>
+        <w:t>The Journal of Wildlife Management. Vol. 66, No. 1 (Jan., 2002), pp. 222–231.</w:t>
+      </w:r>
+    </w:p>
+    <w:p>
+      <w:r>
+        <w:t xml:space="preserve">Pakkala, T., Hanski, I. &amp; Tomppo, E. 2002. </w:t>
+      </w:r>
+      <w:r>
+        <w:rPr>
+          <w:i/>
+        </w:rPr>
+        <w:t xml:space="preserve">Spatial ecology of the three-toed woodpecker in managed forest landscapes. </w:t>
+      </w:r>
+      <w:r>
+        <w:t>Silva Fennica 36(1): 279–288.</w:t>
+      </w:r>
+    </w:p>
+    <w:p>
+      <w:r>
+        <w:t xml:space="preserve">Skogsstyrelsen, 2016. </w:t>
+      </w:r>
+      <w:r>
+        <w:rPr>
+          <w:i/>
+        </w:rPr>
+        <w:t>Vägledning för hänsyn till fåglar – Tretåig hackspett.</w:t>
+      </w:r>
+    </w:p>
+    <w:p>
+      <w:r>
+        <w:t xml:space="preserve">SLU Artdatabanken, 2024. </w:t>
+      </w:r>
+      <w:r>
+        <w:rPr>
+          <w:i/>
+        </w:rPr>
+        <w:t xml:space="preserve">Artfaktablad. Naturvård – artfakta. </w:t>
+      </w:r>
+      <w:r>
+        <w:t>SLU Artdatabanken, Uppsala.</w:t>
+      </w:r>
+    </w:p>
+    <w:p>
+      <w:r>
+        <w:t xml:space="preserve">Stachura-Skierczynska, K., Tumiel, T. &amp; Skierczynski, M. 2009. </w:t>
+      </w:r>
+      <w:r>
+        <w:rPr>
+          <w:i/>
+        </w:rPr>
+        <w:t xml:space="preserve">Habitat prediction model for three-toed woodpecker and its implications for the conservation of biologically valuable forests. </w:t>
+      </w:r>
+      <w:r>
+        <w:t>Forest Ecology and Management 258(5): 697–703.</w:t>
+      </w:r>
+    </w:p>
+    <w:p>
+      <w:r>
+        <w:t xml:space="preserve">Virkkala, R. 1991. </w:t>
+      </w:r>
+      <w:r>
+        <w:rPr>
+          <w:i/>
+        </w:rPr>
+        <w:t xml:space="preserve">Population trends of forest birds in a Finnish Lapland landscape of large habitat blocks – Consequences of stochastic environmental variation or regional habitat alteration. </w:t>
+      </w:r>
+      <w:r>
+        <w:t>Biological conservation 56(2): 223–240.</w:t>
+      </w:r>
+    </w:p>
+    <w:p>
+      <w:r>
+        <w:t xml:space="preserve">Wesolowski, T., Czeszczewik, D. &amp; Rowinski, P. 2005. </w:t>
+      </w:r>
+      <w:r>
+        <w:rPr>
+          <w:i/>
+        </w:rPr>
+        <w:t xml:space="preserve">Effects of forest management on Three-toed Woodpecker Picoides tridactylus distribution in the Bialowieza Forest (NE Poland): conservation implications. </w:t>
+      </w:r>
+      <w:r>
+        <w:t>Acta Ornithologica 40(1): 53–60.</w:t>
+      </w:r>
+    </w:p>
+    <w:p>
+      <w:pPr>
+        <w:pStyle w:val="Heading1"/>
+      </w:pPr>
+      <w:r>
+        <w:t>Spillkråka – ekologi samt krav på livsmiljön</w:t>
+      </w:r>
+    </w:p>
+    <w:p>
+      <w:r>
+        <w:t xml:space="preserve">Spillkråka (§4) ingår i bilaga 1 EU:s fågeldirektiv och är typisk art för </w:t>
+      </w:r>
+      <w:r>
+        <w:rPr>
+          <w:i/>
+        </w:rPr>
+        <w:t xml:space="preserve">9010 Taiga </w:t>
+      </w:r>
+      <w:r>
+        <w:t>och</w:t>
+      </w:r>
+      <w:r>
+        <w:rPr>
+          <w:i/>
+        </w:rPr>
+        <w:t xml:space="preserve"> 9740 Skogsbevuxen myr</w:t>
+      </w:r>
+      <w:r>
+        <w:t>. Den lever i både barr- och blandskog liksom i ren lövskog. De tätaste populationerna tenderar att finnas i äldre, variationsrik blandskog med gott om död ved och gamla träd. Varje par utnyttjar 400–1000 hektar skog beroende på skogens kvalitet. Skogsbruk med korta omloppstider och täta, homogena ungskogar utgör det största hotet (SLU Artdatabanken, 2026).</w:t>
+      </w:r>
+    </w:p>
+    <w:p>
+      <w:r>
+        <w:t>Spillkråka är en nyckelart i skogliga miljöer vars övergivna bohål utnyttjas av flera andra hålhäckande fågelarter och fladdermöss, däribland pärluggla (EN, §4), knipa (§4), salskrake (§4) och skogsduva (§4). Hökuggla (VU, §4) och slaguggla (§4) häckar ofta i högstubbar som brutits av i höjd med ett gammalt spillkråkebo (Skogsstyrelsen, 2016).</w:t>
+      </w:r>
+    </w:p>
+    <w:p>
+      <w:pPr>
+        <w:pStyle w:val="Heading2"/>
+      </w:pPr>
+      <w:r>
+        <w:t>Referenser – spillkråka</w:t>
+      </w:r>
+    </w:p>
+    <w:p>
+      <w:r>
+        <w:t xml:space="preserve">Skogsstyrelsen, 2016. </w:t>
+      </w:r>
+      <w:r>
+        <w:rPr>
+          <w:i/>
+        </w:rPr>
+        <w:t xml:space="preserve">Vägledning för hänsyn till spillkråka. </w:t>
+      </w:r>
+      <w:r>
+        <w:t>Vägledningar och kunskapsstöd artskydd – Skogsstyrelsen.</w:t>
+      </w:r>
+    </w:p>
+    <w:p>
+      <w:r>
+        <w:t xml:space="preserve">SLU Artdatabanken, 2026. </w:t>
+      </w:r>
+      <w:r>
+        <w:rPr>
+          <w:i/>
+        </w:rPr>
+        <w:t xml:space="preserve">Artfaktablad. Naturvård – artfakta. </w:t>
+      </w:r>
+      <w:r>
+        <w:t>SLU Artdatabanken, Uppsala.</w:t>
+      </w:r>
+    </w:p>
+    <w:p>
+      <w:pPr>
+        <w:pStyle w:val="Heading1"/>
+      </w:pPr>
+      <w:r>
+        <w:t>Tjäder – ekologi samt krav på livsmiljön</w:t>
+      </w:r>
+    </w:p>
+    <w:p>
+      <w:r>
+        <w:t xml:space="preserve">Tjäder (§4) omfattas av bilaga 1 och 2 EU:s fågeldirektiv och är typisk art för </w:t>
+      </w:r>
+      <w:r>
+        <w:rPr>
+          <w:i/>
+        </w:rPr>
+        <w:t xml:space="preserve">9010 Taiga </w:t>
+      </w:r>
+      <w:r>
+        <w:t xml:space="preserve">och </w:t>
+      </w:r>
+      <w:r>
+        <w:rPr>
+          <w:i/>
+        </w:rPr>
+        <w:t>9740 Skogsbevuxen myr</w:t>
+      </w:r>
+      <w:r>
+        <w:t>. Tjädern är en utpräglad skogsfågel knuten till större sammanhängande barrskogsområden. Tupparna och hönorna utnyttjar till viss del olika miljöer, och habitatvalet varierar dessutom mellan olika delar av året. För att det ska finnas livskraftiga tjäderbestånd krävs funktionella skogslandskap med en blandning av uppvuxen, gles och luckig skog, täta sumpskogar, myrar och andra små våtmarker (Skogsstyrelsen, 2019; SLU Artdatabanken 2024).</w:t>
+      </w:r>
+    </w:p>
+    <w:p>
+      <w:r>
+        <w:t>Arten försvinner när skogen fragmenteras och den sammanlagda arealen hyggen och andra öppna områden blir för stor. Ett småskaligt och försiktigt virkesuttag genom hyggesfria metoder kan i vissa fall vara möjligt i området inom 200 m från lekcentrum. Längre ut från lekcentrum, inom 200–500 m bör den avverkade ytan inte överskrida 1 hektar för att undvika alltför stora och snabba förändringar (Skogsstyrelsen, 2019).</w:t>
+      </w:r>
+    </w:p>
+    <w:p>
+      <w:pPr>
+        <w:pStyle w:val="Heading2"/>
+      </w:pPr>
+      <w:r>
+        <w:t>Referenser – tjäder</w:t>
+      </w:r>
+    </w:p>
+    <w:p>
+      <w:r>
+        <w:t xml:space="preserve">Skogsstyrelsen, 2019. </w:t>
+      </w:r>
+      <w:r>
+        <w:rPr>
+          <w:i/>
+        </w:rPr>
+        <w:t>Vägledning för hänsyn till fåglar – tjäder.</w:t>
+      </w:r>
+    </w:p>
+    <w:p>
+      <w:r>
+        <w:t xml:space="preserve">SLU Artdatabanken, 2024. </w:t>
+      </w:r>
+      <w:r>
+        <w:rPr>
+          <w:i/>
+        </w:rPr>
+        <w:t xml:space="preserve">Artfaktablad. Naturvård – artfakta. </w:t>
+      </w:r>
+      <w:r>
+        <w:t>SLU Artdatabanken, Uppsala</w:t>
       </w:r>
     </w:p>
     <w:sectPr>

--- a/klagomål/Maskaure Långmyran SV, 6,8 ha FSC-klagomål.docx
+++ b/klagomål/Maskaure Långmyran SV, 6,8 ha FSC-klagomål.docx
@@ -1638,7 +1638,7 @@
     <w:r>
       <w:tab/>
       <w:tab/>
-      <w:t>2026-08-15</w:t>
+      <w:t>2026-08-16</w:t>
       <w:br/>
       <w:br/>
     </w:r>

--- a/klagomål/Maskaure Långmyran SV, 6,8 ha FSC-klagomål.docx
+++ b/klagomål/Maskaure Långmyran SV, 6,8 ha FSC-klagomål.docx
@@ -1638,7 +1638,7 @@
     <w:r>
       <w:tab/>
       <w:tab/>
-      <w:t>2026-08-16</w:t>
+      <w:t>2026-08-17</w:t>
       <w:br/>
       <w:br/>
     </w:r>

--- a/klagomål/Maskaure Långmyran SV, 6,8 ha FSC-klagomål.docx
+++ b/klagomål/Maskaure Långmyran SV, 6,8 ha FSC-klagomål.docx
@@ -1638,7 +1638,7 @@
     <w:r>
       <w:tab/>
       <w:tab/>
-      <w:t>2026-08-17</w:t>
+      <w:t>2026-08-18</w:t>
       <w:br/>
       <w:br/>
     </w:r>

--- a/klagomål/Maskaure Långmyran SV, 6,8 ha FSC-klagomål.docx
+++ b/klagomål/Maskaure Långmyran SV, 6,8 ha FSC-klagomål.docx
@@ -1638,7 +1638,7 @@
     <w:r>
       <w:tab/>
       <w:tab/>
-      <w:t>2026-08-18</w:t>
+      <w:t>2026-08-19</w:t>
       <w:br/>
       <w:br/>
     </w:r>

--- a/klagomål/Maskaure Långmyran SV, 6,8 ha FSC-klagomål.docx
+++ b/klagomål/Maskaure Långmyran SV, 6,8 ha FSC-klagomål.docx
@@ -1638,7 +1638,7 @@
     <w:r>
       <w:tab/>
       <w:tab/>
-      <w:t>2026-08-19</w:t>
+      <w:t>2026-08-20</w:t>
       <w:br/>
       <w:br/>
     </w:r>

--- a/klagomål/Maskaure Långmyran SV, 6,8 ha FSC-klagomål.docx
+++ b/klagomål/Maskaure Långmyran SV, 6,8 ha FSC-klagomål.docx
@@ -1638,7 +1638,7 @@
     <w:r>
       <w:tab/>
       <w:tab/>
-      <w:t>2026-08-20</w:t>
+      <w:t>2026-08-21</w:t>
       <w:br/>
       <w:br/>
     </w:r>

--- a/klagomål/Maskaure Långmyran SV, 6,8 ha FSC-klagomål.docx
+++ b/klagomål/Maskaure Långmyran SV, 6,8 ha FSC-klagomål.docx
@@ -1638,7 +1638,7 @@
     <w:r>
       <w:tab/>
       <w:tab/>
-      <w:t>2026-08-21</w:t>
+      <w:t>2026-08-22</w:t>
       <w:br/>
       <w:br/>
     </w:r>

--- a/klagomål/Maskaure Långmyran SV, 6,8 ha FSC-klagomål.docx
+++ b/klagomål/Maskaure Långmyran SV, 6,8 ha FSC-klagomål.docx
@@ -1638,7 +1638,7 @@
     <w:r>
       <w:tab/>
       <w:tab/>
-      <w:t>2026-08-22</w:t>
+      <w:t>2026-08-23</w:t>
       <w:br/>
       <w:br/>
     </w:r>

--- a/klagomål/Maskaure Långmyran SV, 6,8 ha FSC-klagomål.docx
+++ b/klagomål/Maskaure Långmyran SV, 6,8 ha FSC-klagomål.docx
@@ -1638,7 +1638,7 @@
     <w:r>
       <w:tab/>
       <w:tab/>
-      <w:t>2026-08-23</w:t>
+      <w:t>2026-08-24</w:t>
       <w:br/>
       <w:br/>
     </w:r>

--- a/klagomål/Maskaure Långmyran SV, 6,8 ha FSC-klagomål.docx
+++ b/klagomål/Maskaure Långmyran SV, 6,8 ha FSC-klagomål.docx
@@ -1638,7 +1638,7 @@
     <w:r>
       <w:tab/>
       <w:tab/>
-      <w:t>2026-08-24</w:t>
+      <w:t>2026-08-25</w:t>
       <w:br/>
       <w:br/>
     </w:r>

--- a/klagomål/Maskaure Långmyran SV, 6,8 ha FSC-klagomål.docx
+++ b/klagomål/Maskaure Långmyran SV, 6,8 ha FSC-klagomål.docx
@@ -1638,7 +1638,7 @@
     <w:r>
       <w:tab/>
       <w:tab/>
-      <w:t>2026-08-25</w:t>
+      <w:t>2026-08-26</w:t>
       <w:br/>
       <w:br/>
     </w:r>

--- a/klagomål/Maskaure Långmyran SV, 6,8 ha FSC-klagomål.docx
+++ b/klagomål/Maskaure Långmyran SV, 6,8 ha FSC-klagomål.docx
@@ -1638,7 +1638,7 @@
     <w:r>
       <w:tab/>
       <w:tab/>
-      <w:t>2026-08-26</w:t>
+      <w:t>2026-08-27</w:t>
       <w:br/>
       <w:br/>
     </w:r>

--- a/klagomål/Maskaure Långmyran SV, 6,8 ha FSC-klagomål.docx
+++ b/klagomål/Maskaure Långmyran SV, 6,8 ha FSC-klagomål.docx
@@ -1638,7 +1638,7 @@
     <w:r>
       <w:tab/>
       <w:tab/>
-      <w:t>2026-08-27</w:t>
+      <w:t>2026-08-28</w:t>
       <w:br/>
       <w:br/>
     </w:r>

--- a/klagomål/Maskaure Långmyran SV, 6,8 ha FSC-klagomål.docx
+++ b/klagomål/Maskaure Långmyran SV, 6,8 ha FSC-klagomål.docx
@@ -1638,7 +1638,7 @@
     <w:r>
       <w:tab/>
       <w:tab/>
-      <w:t>2026-08-28</w:t>
+      <w:t>2026-08-29</w:t>
       <w:br/>
       <w:br/>
     </w:r>

--- a/klagomål/Maskaure Långmyran SV, 6,8 ha FSC-klagomål.docx
+++ b/klagomål/Maskaure Långmyran SV, 6,8 ha FSC-klagomål.docx
@@ -1638,7 +1638,7 @@
     <w:r>
       <w:tab/>
       <w:tab/>
-      <w:t>2026-08-29</w:t>
+      <w:t>2026-08-30</w:t>
       <w:br/>
       <w:br/>
     </w:r>

--- a/klagomål/Maskaure Långmyran SV, 6,8 ha FSC-klagomål.docx
+++ b/klagomål/Maskaure Långmyran SV, 6,8 ha FSC-klagomål.docx
@@ -1638,7 +1638,7 @@
     <w:r>
       <w:tab/>
       <w:tab/>
-      <w:t>2026-08-30</w:t>
+      <w:t>2026-08-31</w:t>
       <w:br/>
       <w:br/>
     </w:r>

--- a/klagomål/Maskaure Långmyran SV, 6,8 ha FSC-klagomål.docx
+++ b/klagomål/Maskaure Långmyran SV, 6,8 ha FSC-klagomål.docx
@@ -1638,7 +1638,7 @@
     <w:r>
       <w:tab/>
       <w:tab/>
-      <w:t>2026-08-31</w:t>
+      <w:t>2026-09-01</w:t>
       <w:br/>
       <w:br/>
     </w:r>

--- a/klagomål/Maskaure Långmyran SV, 6,8 ha FSC-klagomål.docx
+++ b/klagomål/Maskaure Långmyran SV, 6,8 ha FSC-klagomål.docx
@@ -1638,7 +1638,7 @@
     <w:r>
       <w:tab/>
       <w:tab/>
-      <w:t>2026-09-01</w:t>
+      <w:t>2026-09-02</w:t>
       <w:br/>
       <w:br/>
     </w:r>

--- a/klagomål/Maskaure Långmyran SV, 6,8 ha FSC-klagomål.docx
+++ b/klagomål/Maskaure Långmyran SV, 6,8 ha FSC-klagomål.docx
@@ -1638,7 +1638,7 @@
     <w:r>
       <w:tab/>
       <w:tab/>
-      <w:t>2026-09-02</w:t>
+      <w:t>2026-09-03</w:t>
       <w:br/>
       <w:br/>
     </w:r>

--- a/klagomål/Maskaure Långmyran SV, 6,8 ha FSC-klagomål.docx
+++ b/klagomål/Maskaure Långmyran SV, 6,8 ha FSC-klagomål.docx
@@ -1638,7 +1638,7 @@
     <w:r>
       <w:tab/>
       <w:tab/>
-      <w:t>2026-09-03</w:t>
+      <w:t>2026-09-04</w:t>
       <w:br/>
       <w:br/>
     </w:r>

--- a/klagomål/Maskaure Långmyran SV, 6,8 ha FSC-klagomål.docx
+++ b/klagomål/Maskaure Långmyran SV, 6,8 ha FSC-klagomål.docx
@@ -1638,7 +1638,7 @@
     <w:r>
       <w:tab/>
       <w:tab/>
-      <w:t>2026-09-04</w:t>
+      <w:t>2026-09-05</w:t>
       <w:br/>
       <w:br/>
     </w:r>

--- a/klagomål/Maskaure Långmyran SV, 6,8 ha FSC-klagomål.docx
+++ b/klagomål/Maskaure Långmyran SV, 6,8 ha FSC-klagomål.docx
@@ -1638,7 +1638,7 @@
     <w:r>
       <w:tab/>
       <w:tab/>
-      <w:t>2026-09-05</w:t>
+      <w:t>2026-09-06</w:t>
       <w:br/>
       <w:br/>
     </w:r>

--- a/klagomål/Maskaure Långmyran SV, 6,8 ha FSC-klagomål.docx
+++ b/klagomål/Maskaure Långmyran SV, 6,8 ha FSC-klagomål.docx
@@ -1638,7 +1638,7 @@
     <w:r>
       <w:tab/>
       <w:tab/>
-      <w:t>2026-09-06</w:t>
+      <w:t>2026-09-07</w:t>
       <w:br/>
       <w:br/>
     </w:r>

--- a/klagomål/Maskaure Långmyran SV, 6,8 ha FSC-klagomål.docx
+++ b/klagomål/Maskaure Långmyran SV, 6,8 ha FSC-klagomål.docx
@@ -1638,7 +1638,7 @@
     <w:r>
       <w:tab/>
       <w:tab/>
-      <w:t>2026-09-07</w:t>
+      <w:t>2026-09-08</w:t>
       <w:br/>
       <w:br/>
     </w:r>

--- a/klagomål/Maskaure Långmyran SV, 6,8 ha FSC-klagomål.docx
+++ b/klagomål/Maskaure Långmyran SV, 6,8 ha FSC-klagomål.docx
@@ -1638,7 +1638,7 @@
     <w:r>
       <w:tab/>
       <w:tab/>
-      <w:t>2026-09-08</w:t>
+      <w:t>2026-09-09</w:t>
       <w:br/>
       <w:br/>
     </w:r>

--- a/klagomål/Maskaure Långmyran SV, 6,8 ha FSC-klagomål.docx
+++ b/klagomål/Maskaure Långmyran SV, 6,8 ha FSC-klagomål.docx
@@ -1638,7 +1638,7 @@
     <w:r>
       <w:tab/>
       <w:tab/>
-      <w:t>2026-09-09</w:t>
+      <w:t>2026-09-10</w:t>
       <w:br/>
       <w:br/>
     </w:r>

--- a/klagomål/Maskaure Långmyran SV, 6,8 ha FSC-klagomål.docx
+++ b/klagomål/Maskaure Långmyran SV, 6,8 ha FSC-klagomål.docx
@@ -1638,7 +1638,7 @@
     <w:r>
       <w:tab/>
       <w:tab/>
-      <w:t>2026-09-10</w:t>
+      <w:t>2026-09-11</w:t>
       <w:br/>
       <w:br/>
     </w:r>

--- a/klagomål/Maskaure Långmyran SV, 6,8 ha FSC-klagomål.docx
+++ b/klagomål/Maskaure Långmyran SV, 6,8 ha FSC-klagomål.docx
@@ -1638,7 +1638,7 @@
     <w:r>
       <w:tab/>
       <w:tab/>
-      <w:t>2026-09-11</w:t>
+      <w:t>2026-09-12</w:t>
       <w:br/>
       <w:br/>
     </w:r>
